--- a/submission/02_配套文档/docx/软件需求规格说明书.docx
+++ b/submission/02_配套文档/docx/软件需求规格说明书.docx
@@ -61,7 +61,7 @@
           <w:color w:val="666666"/>
           <w:sz w:val="21"/>
         </w:rPr>
-        <w:t>中国软件杯 A3 赛题 · 基于大模型的个性化资源生成与学习多智能体系统开发</w:t>
+        <w:t>2026 福建高校「火山杯」Agent 创新大赛 · 参赛作品</w:t>
       </w:r>
     </w:p>
     <w:p>
@@ -92,7 +92,7 @@
           <w:color w:val="1A1A2E"/>
           <w:sz w:val="21"/>
         </w:rPr>
-        <w:t>文档版本：v2.0    日期：2026-07-20</w:t>
+        <w:t>文档版本：v2.1    日期：2026-09-19</w:t>
       </w:r>
     </w:p>
     <w:p>
@@ -218,7 +218,7 @@
           <w:color w:val="666666"/>
           <w:sz w:val="20"/>
         </w:rPr>
-        <w:t>对应赛题：中国软件杯 A3「基于大模型的个性化资源生成与学习多智能体系统开发」</w:t>
+        <w:t>对应方向：基于大模型的个性化资源生成与学习多智能体系统（2026 福建高校「火山杯」Agent 创新大赛 参赛作品）</w:t>
       </w:r>
       <w:r>
         <w:br/>
@@ -1033,7 +1033,7 @@
           <w:color w:val="1A1A2E"/>
           <w:sz w:val="21"/>
         </w:rPr>
-        <w:t>《中国软件杯 A3 赛题说明》（cnsoftbei.com）</w:t>
+        <w:t>《中国软件杯 A3 赛题说明》（cnsoftbei.com，项目建设初期的方向依据）</w:t>
       </w:r>
     </w:p>
     <w:p>
@@ -1515,7 +1515,7 @@
           <w:color w:val="1A1A2E"/>
           <w:sz w:val="21"/>
         </w:rPr>
-        <w:t>10 节点 LangGraph `StateGraph`</w:t>
+        <w:t>11 节点 LangGraph `StateGraph`</w:t>
       </w:r>
       <w:r>
         <w:rPr>
@@ -1659,7 +1659,7 @@
                 <w:color w:val="1A1A2E"/>
                 <w:sz w:val="19"/>
               </w:rPr>
-              <w:t>coordinator</w:t>
+              <w:t>triage</w:t>
             </w:r>
           </w:p>
         </w:tc>
@@ -1680,7 +1680,7 @@
                 <w:color w:val="1A1A2E"/>
                 <w:sz w:val="19"/>
               </w:rPr>
-              <w:t>全局协调与意图识别</w:t>
+              <w:t>请求分诊（零 LLM 成本分类与 low 短路快路径）</w:t>
             </w:r>
           </w:p>
         </w:tc>
@@ -1726,7 +1726,7 @@
                 <w:color w:val="1A1A2E"/>
                 <w:sz w:val="19"/>
               </w:rPr>
-              <w:t>diagnostician</w:t>
+              <w:t>coordinator</w:t>
             </w:r>
           </w:p>
         </w:tc>
@@ -1748,7 +1748,7 @@
                 <w:color w:val="1A1A2E"/>
                 <w:sz w:val="19"/>
               </w:rPr>
-              <w:t>学情诊断（基于画像与历史）</w:t>
+              <w:t>全局协调与意图识别</w:t>
             </w:r>
           </w:p>
         </w:tc>
@@ -1792,7 +1792,7 @@
                 <w:color w:val="1A1A2E"/>
                 <w:sz w:val="19"/>
               </w:rPr>
-              <w:t>planner</w:t>
+              <w:t>diagnostician</w:t>
             </w:r>
           </w:p>
         </w:tc>
@@ -1813,7 +1813,7 @@
                 <w:color w:val="1A1A2E"/>
                 <w:sz w:val="19"/>
               </w:rPr>
-              <w:t>任务规划（拆解学习目标）</w:t>
+              <w:t>学情诊断（基于画像与历史）</w:t>
             </w:r>
           </w:p>
         </w:tc>
@@ -1859,7 +1859,7 @@
                 <w:color w:val="1A1A2E"/>
                 <w:sz w:val="19"/>
               </w:rPr>
-              <w:t>retriever</w:t>
+              <w:t>planner</w:t>
             </w:r>
           </w:p>
         </w:tc>
@@ -1881,7 +1881,7 @@
                 <w:color w:val="1A1A2E"/>
                 <w:sz w:val="19"/>
               </w:rPr>
-              <w:t>检索优化（FrugalRAG 召回）</w:t>
+              <w:t>任务规划（拆解学习目标）</w:t>
             </w:r>
           </w:p>
         </w:tc>
@@ -1925,7 +1925,7 @@
                 <w:color w:val="1A1A2E"/>
                 <w:sz w:val="19"/>
               </w:rPr>
-              <w:t>generator_cluster</w:t>
+              <w:t>retriever</w:t>
             </w:r>
           </w:p>
         </w:tc>
@@ -1946,7 +1946,7 @@
                 <w:color w:val="1A1A2E"/>
                 <w:sz w:val="19"/>
               </w:rPr>
-              <w:t>资源生成集群（7 并行子 Agent）</w:t>
+              <w:t>检索优化（FrugalRAG 召回）</w:t>
             </w:r>
           </w:p>
         </w:tc>
@@ -1992,7 +1992,7 @@
                 <w:color w:val="1A1A2E"/>
                 <w:sz w:val="19"/>
               </w:rPr>
-              <w:t>assessor</w:t>
+              <w:t>generator_cluster</w:t>
             </w:r>
           </w:p>
         </w:tc>
@@ -2014,7 +2014,7 @@
                 <w:color w:val="1A1A2E"/>
                 <w:sz w:val="19"/>
               </w:rPr>
-              <w:t>评估反馈（作答测评）</w:t>
+              <w:t>资源生成集群（7 并行子 Agent）</w:t>
             </w:r>
           </w:p>
         </w:tc>
@@ -2058,7 +2058,7 @@
                 <w:color w:val="1A1A2E"/>
                 <w:sz w:val="19"/>
               </w:rPr>
-              <w:t>critic</w:t>
+              <w:t>assessor</w:t>
             </w:r>
           </w:p>
         </w:tc>
@@ -2079,7 +2079,7 @@
                 <w:color w:val="1A1A2E"/>
                 <w:sz w:val="19"/>
               </w:rPr>
-              <w:t>质量校验</w:t>
+              <w:t>评估反馈（作答测评）</w:t>
             </w:r>
           </w:p>
         </w:tc>
@@ -2125,7 +2125,7 @@
                 <w:color w:val="1A1A2E"/>
                 <w:sz w:val="19"/>
               </w:rPr>
-              <w:t>evidence_check</w:t>
+              <w:t>critic</w:t>
             </w:r>
           </w:p>
         </w:tc>
@@ -2147,7 +2147,7 @@
                 <w:color w:val="1A1A2E"/>
                 <w:sz w:val="19"/>
               </w:rPr>
-              <w:t>证据校验（一致性 + 知识支撑度）</w:t>
+              <w:t>质量校验</w:t>
             </w:r>
           </w:p>
         </w:tc>
@@ -2191,7 +2191,7 @@
                 <w:color w:val="1A1A2E"/>
                 <w:sz w:val="19"/>
               </w:rPr>
-              <w:t>quality_gate</w:t>
+              <w:t>evidence_check</w:t>
             </w:r>
           </w:p>
         </w:tc>
@@ -2212,7 +2212,7 @@
                 <w:color w:val="1A1A2E"/>
                 <w:sz w:val="19"/>
               </w:rPr>
-              <w:t>产物验收闸门（硬性阻断不合格产物）</w:t>
+              <w:t>证据校验（一致性 + 知识支撑度）</w:t>
             </w:r>
           </w:p>
         </w:tc>
@@ -2258,6 +2258,72 @@
                 <w:color w:val="1A1A2E"/>
                 <w:sz w:val="19"/>
               </w:rPr>
+              <w:t>quality_gate</w:t>
+            </w:r>
+          </w:p>
+        </w:tc>
+        <w:tc>
+          <w:tcPr>
+            <w:tcW w:type="dxa" w:w="3173"/>
+            <w:shd w:val="clear" w:color="auto" w:fill="F4F2FA"/>
+          </w:tcPr>
+          <w:p>
+            <w:pPr>
+              <w:spacing w:after="40" w:before="40"/>
+            </w:pPr>
+            <w:r/>
+            <w:r>
+              <w:rPr>
+                <w:rFonts w:ascii="Calibri" w:hAnsi="Calibri" w:eastAsia="宋体"/>
+                <w:b w:val="0"/>
+                <w:i w:val="0"/>
+                <w:color w:val="1A1A2E"/>
+                <w:sz w:val="19"/>
+              </w:rPr>
+              <w:t>产物验收闸门（硬性阻断不合格产物）</w:t>
+            </w:r>
+          </w:p>
+        </w:tc>
+      </w:tr>
+      <w:tr>
+        <w:tc>
+          <w:tcPr>
+            <w:tcW w:type="dxa" w:w="3173"/>
+          </w:tcPr>
+          <w:p>
+            <w:pPr>
+              <w:spacing w:after="40" w:before="40"/>
+            </w:pPr>
+            <w:r/>
+            <w:r>
+              <w:rPr>
+                <w:rFonts w:ascii="Calibri" w:hAnsi="Calibri" w:eastAsia="宋体"/>
+                <w:b w:val="0"/>
+                <w:i w:val="0"/>
+                <w:color w:val="1A1A2E"/>
+                <w:sz w:val="19"/>
+              </w:rPr>
+              <w:t>11</w:t>
+            </w:r>
+          </w:p>
+        </w:tc>
+        <w:tc>
+          <w:tcPr>
+            <w:tcW w:type="dxa" w:w="3173"/>
+          </w:tcPr>
+          <w:p>
+            <w:pPr>
+              <w:spacing w:after="40" w:before="40"/>
+            </w:pPr>
+            <w:r/>
+            <w:r>
+              <w:rPr>
+                <w:rFonts w:ascii="Calibri" w:hAnsi="Calibri" w:eastAsia="宋体"/>
+                <w:b w:val="0"/>
+                <w:i w:val="0"/>
+                <w:color w:val="1A1A2E"/>
+                <w:sz w:val="19"/>
+              </w:rPr>
               <w:t>path_planner</w:t>
             </w:r>
           </w:p>
@@ -2265,7 +2331,6 @@
         <w:tc>
           <w:tcPr>
             <w:tcW w:type="dxa" w:w="3173"/>
-            <w:shd w:val="clear" w:color="auto" w:fill="F4F2FA"/>
           </w:tcPr>
           <w:p>
             <w:pPr>

--- a/submission/02_配套文档/docx/软件需求规格说明书.docx
+++ b/submission/02_配套文档/docx/软件需求规格说明书.docx
@@ -4052,7 +4052,7 @@
           <w:color w:val="999999"/>
           <w:sz w:val="17"/>
         </w:rPr>
-        <w:t>━ 本文档由 MARS-408 参赛团队编写，配套中国软件杯 A3 赛题提交 ━</w:t>
+        <w:t>━ 本文档由 MARS-408 参赛团队编写，2026 福建高校「火山杯」Agent 创新大赛参赛配套 ━</w:t>
       </w:r>
     </w:p>
     <w:sectPr>

--- a/submission/02_配套文档/docx/软件需求规格说明书.docx
+++ b/submission/02_配套文档/docx/软件需求规格说明书.docx
@@ -2,20 +2,22 @@
 <file path=word/document.xml><?xml version="1.0" encoding="utf-8"?>
 <w:document xmlns:wpc="http://schemas.microsoft.com/office/word/2010/wordprocessingCanvas" xmlns:mo="http://schemas.microsoft.com/office/mac/office/2008/main" xmlns:mc="http://schemas.openxmlformats.org/markup-compatibility/2006" xmlns:mv="urn:schemas-microsoft-com:mac:vml" xmlns:o="urn:schemas-microsoft-com:office:office" xmlns:r="http://schemas.openxmlformats.org/officeDocument/2006/relationships" xmlns:m="http://schemas.openxmlformats.org/officeDocument/2006/math" xmlns:v="urn:schemas-microsoft-com:vml" xmlns:wp14="http://schemas.microsoft.com/office/word/2010/wordprocessingDrawing" xmlns:wp="http://schemas.openxmlformats.org/drawingml/2006/wordprocessingDrawing" xmlns:w10="urn:schemas-microsoft-com:office:word" xmlns:w="http://schemas.openxmlformats.org/wordprocessingml/2006/main" xmlns:w14="http://schemas.microsoft.com/office/word/2010/wordml" xmlns:wpg="http://schemas.microsoft.com/office/word/2010/wordprocessingGroup" xmlns:wpi="http://schemas.microsoft.com/office/word/2010/wordprocessingInk" xmlns:wne="http://schemas.microsoft.com/office/word/2006/wordml" xmlns:wps="http://schemas.microsoft.com/office/word/2010/wordprocessingShape" mc:Ignorable="w14 wp14">
   <w:body>
+    <w:p/>
+    <w:p/>
+    <w:p/>
     <w:p>
       <w:pPr>
-        <w:spacing w:after="0"/>
+        <w:jc w:val="center"/>
       </w:pPr>
-    </w:p>
-    <w:p>
-      <w:pPr>
-        <w:spacing w:after="0"/>
-      </w:pPr>
-    </w:p>
-    <w:p>
-      <w:pPr>
-        <w:spacing w:after="0"/>
-      </w:pPr>
+      <w:r>
+        <w:rPr>
+          <w:rFonts w:ascii="Calibri" w:hAnsi="Calibri" w:eastAsia="宋体"/>
+          <w:b/>
+          <w:color w:val="6C2BD9"/>
+          <w:sz w:val="26"/>
+        </w:rPr>
+        <w:t>闽江大学 · 芒得很职</w:t>
+      </w:r>
     </w:p>
     <w:p>
       <w:pPr>
@@ -23,45 +25,12 @@
       </w:pPr>
       <w:r>
         <w:rPr>
-          <w:rFonts w:ascii="Calibri" w:hAnsi="Calibri" w:eastAsia="黑体"/>
+          <w:rFonts w:ascii="Calibri" w:hAnsi="Calibri" w:eastAsia="宋体"/>
           <w:b/>
-          <w:i w:val="0"/>
-          <w:color w:val="6C2BD9"/>
-          <w:sz w:val="26"/>
-        </w:rPr>
-        <w:t>MARS-408 · 计算机408考研个性化学习多智能体系统</w:t>
-      </w:r>
-    </w:p>
-    <w:p>
-      <w:pPr>
-        <w:spacing w:before="480" w:after="160"/>
-        <w:jc w:val="center"/>
-      </w:pPr>
-      <w:r>
-        <w:rPr>
-          <w:rFonts w:ascii="Calibri" w:hAnsi="Calibri" w:eastAsia="黑体"/>
-          <w:b/>
-          <w:i w:val="0"/>
           <w:color w:val="1A1A2E"/>
           <w:sz w:val="52"/>
         </w:rPr>
         <w:t>软件需求规格说明书</w:t>
-      </w:r>
-    </w:p>
-    <w:p>
-      <w:pPr>
-        <w:spacing w:before="360"/>
-        <w:jc w:val="center"/>
-      </w:pPr>
-      <w:r>
-        <w:rPr>
-          <w:rFonts w:ascii="Calibri" w:hAnsi="Calibri" w:eastAsia="宋体"/>
-          <w:b w:val="0"/>
-          <w:i w:val="0"/>
-          <w:color w:val="666666"/>
-          <w:sz w:val="21"/>
-        </w:rPr>
-        <w:t>2026 福建高校「火山杯」Agent 创新大赛 · 参赛作品</w:t>
       </w:r>
     </w:p>
     <w:p>
@@ -72,27 +41,10 @@
         <w:rPr>
           <w:rFonts w:ascii="Calibri" w:hAnsi="Calibri" w:eastAsia="宋体"/>
           <w:b w:val="0"/>
-          <w:i w:val="0"/>
-          <w:color w:val="6C2BD9"/>
-          <w:sz w:val="22"/>
-        </w:rPr>
-        <w:t>━━━━━━━━━━━━━━━━━━</w:t>
-      </w:r>
-    </w:p>
-    <w:p>
-      <w:pPr>
-        <w:spacing w:before="240"/>
-        <w:jc w:val="center"/>
-      </w:pPr>
-      <w:r>
-        <w:rPr>
-          <w:rFonts w:ascii="Calibri" w:hAnsi="Calibri" w:eastAsia="宋体"/>
-          <w:b w:val="0"/>
-          <w:i w:val="0"/>
-          <w:color w:val="1A1A2E"/>
+          <w:color w:val="666666"/>
           <w:sz w:val="21"/>
         </w:rPr>
-        <w:t>文档版本：v2.1    日期：2026-09-19</w:t>
+        <w:t>计算机类学生职业素养对抗实训平台</w:t>
       </w:r>
     </w:p>
     <w:p>
@@ -103,28 +55,35 @@
         <w:rPr>
           <w:rFonts w:ascii="Calibri" w:hAnsi="Calibri" w:eastAsia="宋体"/>
           <w:b w:val="0"/>
-          <w:i w:val="0"/>
-          <w:color w:val="1A1A2E"/>
-          <w:sz w:val="21"/>
+          <w:color w:val="6C2BD9"/>
+          <w:sz w:val="22"/>
         </w:rPr>
-        <w:t>提交方：MARS-408 参赛团队    赛题组别：A 组</w:t>
-      </w:r>
-    </w:p>
-    <w:p>
-      <w:r>
-        <w:br w:type="page"/>
+        <w:t>━━━━━━━━━━━━━━━━━━━━━━━━━━━━━━━━━━</w:t>
       </w:r>
     </w:p>
     <w:p>
       <w:pPr>
-        <w:spacing w:after="160"/>
         <w:jc w:val="center"/>
       </w:pPr>
       <w:r>
         <w:rPr>
-          <w:rFonts w:ascii="Calibri" w:hAnsi="Calibri" w:eastAsia="黑体"/>
+          <w:rFonts w:ascii="Calibri" w:hAnsi="Calibri" w:eastAsia="宋体"/>
+          <w:b w:val="0"/>
+          <w:color w:val="1A1A2E"/>
+          <w:sz w:val="21"/>
+        </w:rPr>
+        <w:t>闽江大学 · 计算机类学生职业素养对抗实训平台</w:t>
+      </w:r>
+    </w:p>
+    <w:p/>
+    <w:p>
+      <w:pPr>
+        <w:jc w:val="center"/>
+      </w:pPr>
+      <w:r>
+        <w:rPr>
+          <w:rFonts w:ascii="Calibri" w:hAnsi="Calibri" w:eastAsia="宋体"/>
           <w:b/>
-          <w:i w:val="0"/>
           <w:color w:val="6C2BD9"/>
           <w:sz w:val="30"/>
         </w:rPr>
@@ -133,18 +92,26 @@
     </w:p>
     <w:p>
       <w:r>
+        <w:rPr>
+          <w:rFonts w:ascii="Calibri" w:hAnsi="Calibri" w:eastAsia="宋体"/>
+          <w:color w:val="1A1A2E"/>
+          <w:sz w:val="21"/>
+        </w:rPr>
         <w:fldChar w:fldCharType="begin"/>
         <w:instrText xml:space="preserve">TOC \o "1-3" \h \z \u</w:instrText>
         <w:fldChar w:fldCharType="separate"/>
-        <w:t>右键更新域可生成目录</w:t>
         <w:fldChar w:fldCharType="end"/>
       </w:r>
-    </w:p>
-    <w:p>
       <w:r>
-        <w:br w:type="page"/>
+        <w:rPr>
+          <w:rFonts w:ascii="Calibri" w:hAnsi="Calibri" w:eastAsia="宋体"/>
+          <w:color w:val="666666"/>
+          <w:sz w:val="21"/>
+        </w:rPr>
+        <w:t>右键更新域可生成目录</w:t>
       </w:r>
     </w:p>
+    <w:p/>
     <w:p>
       <w:pPr>
         <w:spacing w:before="60" w:after="60" w:line="312" w:lineRule="auto"/>
@@ -205,7 +172,7 @@
           <w:color w:val="666666"/>
           <w:sz w:val="20"/>
         </w:rPr>
-        <w:t>MARS-408 多智能体个性化学习系统（NetLearn）</w:t>
+        <w:t>芒得很职 多智能体个性化学习系统（芒得很职）</w:t>
       </w:r>
       <w:r>
         <w:br/>
@@ -218,7 +185,7 @@
           <w:color w:val="666666"/>
           <w:sz w:val="20"/>
         </w:rPr>
-        <w:t>对应方向：基于大模型的个性化资源生成与学习多智能体系统（2026 福建高校「火山杯」Agent 创新大赛 参赛作品）</w:t>
+        <w:t>对应方向：基于大模型的个性化资源生成与学习多智能体系统（国创赛·高教主赛道·创意组 参赛作品）</w:t>
       </w:r>
       <w:r>
         <w:br/>
@@ -242,7 +209,6 @@
         <w:rPr>
           <w:rFonts w:ascii="Calibri" w:hAnsi="Calibri" w:eastAsia="宋体"/>
           <w:b w:val="0"/>
-          <w:i w:val="0"/>
           <w:color w:val="999999"/>
           <w:sz w:val="18"/>
         </w:rPr>
@@ -251,23 +217,35 @@
     </w:p>
     <w:p>
       <w:pPr>
-        <w:pStyle w:val="Heading2"/>
+        <w:pStyle w:val="Heading1"/>
       </w:pPr>
       <w:r>
+        <w:rPr>
+          <w:rFonts w:ascii="Calibri" w:hAnsi="Calibri" w:eastAsia="宋体"/>
+          <w:b/>
+          <w:color w:val="6C2BD9"/>
+          <w:sz w:val="28"/>
+        </w:rPr>
         <w:t>1. 引言</w:t>
       </w:r>
     </w:p>
     <w:p>
       <w:pPr>
-        <w:pStyle w:val="Heading3"/>
+        <w:pStyle w:val="Heading2"/>
       </w:pPr>
       <w:r>
+        <w:rPr>
+          <w:rFonts w:ascii="Calibri" w:hAnsi="Calibri" w:eastAsia="宋体"/>
+          <w:b/>
+          <w:color w:val="6C2BD9"/>
+          <w:sz w:val="24"/>
+        </w:rPr>
         <w:t>1.1 编写目的</w:t>
       </w:r>
     </w:p>
     <w:p>
       <w:pPr>
-        <w:spacing w:after="100" w:line="336" w:lineRule="auto"/>
+        <w:spacing w:before="80" w:after="80" w:line="276" w:lineRule="auto"/>
       </w:pPr>
       <w:r>
         <w:rPr>
@@ -277,28 +255,34 @@
           <w:color w:val="1A1A2E"/>
           <w:sz w:val="21"/>
         </w:rPr>
-        <w:t>本文档明确规定 MARS-408 系统的功能需求、性能需求、数据需求与运行环境，作为系统设计、开发、测试与验收的基线依据，供评审专家、开发团队与最终用户共同遵照。</w:t>
+        <w:t>本文档明确规定 芒得很职 系统的功能需求、性能需求、数据需求与运行环境，作为系统设计、开发、测试与验收的基线依据，供评审专家、开发团队与最终用户共同遵照。</w:t>
       </w:r>
     </w:p>
     <w:p>
       <w:pPr>
-        <w:pStyle w:val="Heading3"/>
+        <w:pStyle w:val="Heading2"/>
       </w:pPr>
       <w:r>
+        <w:rPr>
+          <w:rFonts w:ascii="Calibri" w:hAnsi="Calibri" w:eastAsia="宋体"/>
+          <w:b/>
+          <w:color w:val="6C2BD9"/>
+          <w:sz w:val="24"/>
+        </w:rPr>
         <w:t>1.2 背景</w:t>
       </w:r>
     </w:p>
     <w:p>
       <w:pPr>
-        <w:spacing w:after="40" w:line="312" w:lineRule="auto"/>
+        <w:spacing w:before="40" w:after="40" w:line="276" w:lineRule="auto"/>
         <w:ind w:left="454"/>
       </w:pPr>
       <w:r>
         <w:rPr>
           <w:rFonts w:ascii="Calibri" w:hAnsi="Calibri" w:eastAsia="宋体"/>
-          <w:b/>
+          <w:b w:val="0"/>
           <w:i w:val="0"/>
-          <w:color w:val="6C2BD9"/>
+          <w:color w:val="1A1A2E"/>
           <w:sz w:val="21"/>
         </w:rPr>
         <w:t xml:space="preserve">• </w:t>
@@ -326,15 +310,15 @@
     </w:p>
     <w:p>
       <w:pPr>
-        <w:spacing w:after="40" w:line="312" w:lineRule="auto"/>
+        <w:spacing w:before="40" w:after="40" w:line="276" w:lineRule="auto"/>
         <w:ind w:left="454"/>
       </w:pPr>
       <w:r>
         <w:rPr>
           <w:rFonts w:ascii="Calibri" w:hAnsi="Calibri" w:eastAsia="宋体"/>
-          <w:b/>
+          <w:b w:val="0"/>
           <w:i w:val="0"/>
-          <w:color w:val="6C2BD9"/>
+          <w:color w:val="1A1A2E"/>
           <w:sz w:val="21"/>
         </w:rPr>
         <w:t xml:space="preserve">• </w:t>
@@ -357,20 +341,20 @@
           <w:color w:val="1A1A2E"/>
           <w:sz w:val="21"/>
         </w:rPr>
-        <w:t>：MARS-408 研发团队。</w:t>
+        <w:t>：芒得很职 研发团队。</w:t>
       </w:r>
     </w:p>
     <w:p>
       <w:pPr>
-        <w:spacing w:after="40" w:line="312" w:lineRule="auto"/>
+        <w:spacing w:before="40" w:after="40" w:line="276" w:lineRule="auto"/>
         <w:ind w:left="454"/>
       </w:pPr>
       <w:r>
         <w:rPr>
           <w:rFonts w:ascii="Calibri" w:hAnsi="Calibri" w:eastAsia="宋体"/>
-          <w:b/>
+          <w:b w:val="0"/>
           <w:i w:val="0"/>
-          <w:color w:val="6C2BD9"/>
+          <w:color w:val="1A1A2E"/>
           <w:sz w:val="21"/>
         </w:rPr>
         <w:t xml:space="preserve">• </w:t>
@@ -398,15 +382,15 @@
     </w:p>
     <w:p>
       <w:pPr>
-        <w:spacing w:after="40" w:line="312" w:lineRule="auto"/>
+        <w:spacing w:before="40" w:after="40" w:line="276" w:lineRule="auto"/>
         <w:ind w:left="454"/>
       </w:pPr>
       <w:r>
         <w:rPr>
           <w:rFonts w:ascii="Calibri" w:hAnsi="Calibri" w:eastAsia="宋体"/>
-          <w:b/>
+          <w:b w:val="0"/>
           <w:i w:val="0"/>
-          <w:color w:val="6C2BD9"/>
+          <w:color w:val="1A1A2E"/>
           <w:sz w:val="21"/>
         </w:rPr>
         <w:t xml:space="preserve">• </w:t>
@@ -434,9 +418,15 @@
     </w:p>
     <w:p>
       <w:pPr>
-        <w:pStyle w:val="Heading3"/>
+        <w:pStyle w:val="Heading2"/>
       </w:pPr>
       <w:r>
+        <w:rPr>
+          <w:rFonts w:ascii="Calibri" w:hAnsi="Calibri" w:eastAsia="宋体"/>
+          <w:b/>
+          <w:color w:val="6C2BD9"/>
+          <w:sz w:val="24"/>
+        </w:rPr>
         <w:t>1.3 定义与缩写</w:t>
       </w:r>
     </w:p>
@@ -448,32 +438,26 @@
         <w:tblLook w:firstColumn="1" w:firstRow="1" w:lastColumn="0" w:lastRow="0" w:noHBand="0" w:noVBand="1" w:val="04A0"/>
       </w:tblPr>
       <w:tblGrid>
-        <w:gridCol w:w="3173"/>
-        <w:gridCol w:w="3173"/>
-        <w:gridCol w:w="3173"/>
+        <w:gridCol w:w="2880"/>
+        <w:gridCol w:w="2880"/>
+        <w:gridCol w:w="2880"/>
       </w:tblGrid>
       <w:tr>
         <w:tc>
           <w:tcPr>
-            <w:tcW w:type="dxa" w:w="3173"/>
-            <w:shd w:val="clear" w:color="auto" w:fill="6C2BD9"/>
+            <w:tcW w:type="dxa" w:w="2880"/>
           </w:tcPr>
           <w:p>
             <w:pPr>
-              <w:spacing w:after="40" w:before="40"/>
+              <w:spacing w:before="40" w:after="40"/>
             </w:pPr>
-            <w:r>
-              <w:rPr>
-                <w:b/>
-              </w:rPr>
-            </w:r>
             <w:r>
               <w:rPr>
                 <w:rFonts w:ascii="Calibri" w:hAnsi="Calibri" w:eastAsia="宋体"/>
                 <w:b/>
                 <w:i w:val="0"/>
-                <w:color w:val="FFFFFF"/>
-                <w:sz w:val="20"/>
+                <w:color w:val="1A1A2E"/>
+                <w:sz w:val="18"/>
               </w:rPr>
               <w:t>缩写</w:t>
             </w:r>
@@ -481,25 +465,19 @@
         </w:tc>
         <w:tc>
           <w:tcPr>
-            <w:tcW w:type="dxa" w:w="3173"/>
-            <w:shd w:val="clear" w:color="auto" w:fill="6C2BD9"/>
+            <w:tcW w:type="dxa" w:w="2880"/>
           </w:tcPr>
           <w:p>
             <w:pPr>
-              <w:spacing w:after="40" w:before="40"/>
+              <w:spacing w:before="40" w:after="40"/>
             </w:pPr>
-            <w:r>
-              <w:rPr>
-                <w:b/>
-              </w:rPr>
-            </w:r>
             <w:r>
               <w:rPr>
                 <w:rFonts w:ascii="Calibri" w:hAnsi="Calibri" w:eastAsia="宋体"/>
                 <w:b/>
                 <w:i w:val="0"/>
-                <w:color w:val="FFFFFF"/>
-                <w:sz w:val="20"/>
+                <w:color w:val="1A1A2E"/>
+                <w:sz w:val="18"/>
               </w:rPr>
               <w:t>全称</w:t>
             </w:r>
@@ -507,25 +485,19 @@
         </w:tc>
         <w:tc>
           <w:tcPr>
-            <w:tcW w:type="dxa" w:w="3173"/>
-            <w:shd w:val="clear" w:color="auto" w:fill="6C2BD9"/>
+            <w:tcW w:type="dxa" w:w="2880"/>
           </w:tcPr>
           <w:p>
             <w:pPr>
-              <w:spacing w:after="40" w:before="40"/>
+              <w:spacing w:before="40" w:after="40"/>
             </w:pPr>
-            <w:r>
-              <w:rPr>
-                <w:b/>
-              </w:rPr>
-            </w:r>
             <w:r>
               <w:rPr>
                 <w:rFonts w:ascii="Calibri" w:hAnsi="Calibri" w:eastAsia="宋体"/>
                 <w:b/>
                 <w:i w:val="0"/>
-                <w:color w:val="FFFFFF"/>
-                <w:sz w:val="20"/>
+                <w:color w:val="1A1A2E"/>
+                <w:sz w:val="18"/>
               </w:rPr>
               <w:t>说明</w:t>
             </w:r>
@@ -535,20 +507,19 @@
       <w:tr>
         <w:tc>
           <w:tcPr>
-            <w:tcW w:type="dxa" w:w="3173"/>
+            <w:tcW w:type="dxa" w:w="2880"/>
           </w:tcPr>
           <w:p>
             <w:pPr>
-              <w:spacing w:after="40" w:before="40"/>
+              <w:spacing w:before="40" w:after="40"/>
             </w:pPr>
-            <w:r/>
             <w:r>
               <w:rPr>
                 <w:rFonts w:ascii="Calibri" w:hAnsi="Calibri" w:eastAsia="宋体"/>
                 <w:b w:val="0"/>
                 <w:i w:val="0"/>
                 <w:color w:val="1A1A2E"/>
-                <w:sz w:val="19"/>
+                <w:sz w:val="18"/>
               </w:rPr>
               <w:t>LLM</w:t>
             </w:r>
@@ -556,20 +527,19 @@
         </w:tc>
         <w:tc>
           <w:tcPr>
-            <w:tcW w:type="dxa" w:w="3173"/>
+            <w:tcW w:type="dxa" w:w="2880"/>
           </w:tcPr>
           <w:p>
             <w:pPr>
-              <w:spacing w:after="40" w:before="40"/>
+              <w:spacing w:before="40" w:after="40"/>
             </w:pPr>
-            <w:r/>
             <w:r>
               <w:rPr>
                 <w:rFonts w:ascii="Calibri" w:hAnsi="Calibri" w:eastAsia="宋体"/>
                 <w:b w:val="0"/>
                 <w:i w:val="0"/>
                 <w:color w:val="1A1A2E"/>
-                <w:sz w:val="19"/>
+                <w:sz w:val="18"/>
               </w:rPr>
               <w:t>Large Language Model</w:t>
             </w:r>
@@ -577,20 +547,19 @@
         </w:tc>
         <w:tc>
           <w:tcPr>
-            <w:tcW w:type="dxa" w:w="3173"/>
+            <w:tcW w:type="dxa" w:w="2880"/>
           </w:tcPr>
           <w:p>
             <w:pPr>
-              <w:spacing w:after="40" w:before="40"/>
+              <w:spacing w:before="40" w:after="40"/>
             </w:pPr>
-            <w:r/>
             <w:r>
               <w:rPr>
                 <w:rFonts w:ascii="Calibri" w:hAnsi="Calibri" w:eastAsia="宋体"/>
                 <w:b w:val="0"/>
                 <w:i w:val="0"/>
                 <w:color w:val="1A1A2E"/>
-                <w:sz w:val="19"/>
+                <w:sz w:val="18"/>
               </w:rPr>
               <w:t>大语言模型</w:t>
             </w:r>
@@ -600,21 +569,19 @@
       <w:tr>
         <w:tc>
           <w:tcPr>
-            <w:tcW w:type="dxa" w:w="3173"/>
-            <w:shd w:val="clear" w:color="auto" w:fill="F4F2FA"/>
+            <w:tcW w:type="dxa" w:w="2880"/>
           </w:tcPr>
           <w:p>
             <w:pPr>
-              <w:spacing w:after="40" w:before="40"/>
+              <w:spacing w:before="40" w:after="40"/>
             </w:pPr>
-            <w:r/>
             <w:r>
               <w:rPr>
                 <w:rFonts w:ascii="Calibri" w:hAnsi="Calibri" w:eastAsia="宋体"/>
                 <w:b w:val="0"/>
                 <w:i w:val="0"/>
                 <w:color w:val="1A1A2E"/>
-                <w:sz w:val="19"/>
+                <w:sz w:val="18"/>
               </w:rPr>
               <w:t>MARL</w:t>
             </w:r>
@@ -622,21 +589,19 @@
         </w:tc>
         <w:tc>
           <w:tcPr>
-            <w:tcW w:type="dxa" w:w="3173"/>
-            <w:shd w:val="clear" w:color="auto" w:fill="F4F2FA"/>
+            <w:tcW w:type="dxa" w:w="2880"/>
           </w:tcPr>
           <w:p>
             <w:pPr>
-              <w:spacing w:after="40" w:before="40"/>
+              <w:spacing w:before="40" w:after="40"/>
             </w:pPr>
-            <w:r/>
             <w:r>
               <w:rPr>
                 <w:rFonts w:ascii="Calibri" w:hAnsi="Calibri" w:eastAsia="宋体"/>
                 <w:b w:val="0"/>
                 <w:i w:val="0"/>
                 <w:color w:val="1A1A2E"/>
-                <w:sz w:val="19"/>
+                <w:sz w:val="18"/>
               </w:rPr>
               <w:t>Multi-Agent Reinforcement Learning</w:t>
             </w:r>
@@ -644,21 +609,19 @@
         </w:tc>
         <w:tc>
           <w:tcPr>
-            <w:tcW w:type="dxa" w:w="3173"/>
-            <w:shd w:val="clear" w:color="auto" w:fill="F4F2FA"/>
+            <w:tcW w:type="dxa" w:w="2880"/>
           </w:tcPr>
           <w:p>
             <w:pPr>
-              <w:spacing w:after="40" w:before="40"/>
+              <w:spacing w:before="40" w:after="40"/>
             </w:pPr>
-            <w:r/>
             <w:r>
               <w:rPr>
                 <w:rFonts w:ascii="Calibri" w:hAnsi="Calibri" w:eastAsia="宋体"/>
                 <w:b w:val="0"/>
                 <w:i w:val="0"/>
                 <w:color w:val="1A1A2E"/>
-                <w:sz w:val="19"/>
+                <w:sz w:val="18"/>
               </w:rPr>
               <w:t>多智能体强化学习</w:t>
             </w:r>
@@ -668,20 +631,19 @@
       <w:tr>
         <w:tc>
           <w:tcPr>
-            <w:tcW w:type="dxa" w:w="3173"/>
+            <w:tcW w:type="dxa" w:w="2880"/>
           </w:tcPr>
           <w:p>
             <w:pPr>
-              <w:spacing w:after="40" w:before="40"/>
+              <w:spacing w:before="40" w:after="40"/>
             </w:pPr>
-            <w:r/>
             <w:r>
               <w:rPr>
                 <w:rFonts w:ascii="Calibri" w:hAnsi="Calibri" w:eastAsia="宋体"/>
                 <w:b w:val="0"/>
                 <w:i w:val="0"/>
                 <w:color w:val="1A1A2E"/>
-                <w:sz w:val="19"/>
+                <w:sz w:val="18"/>
               </w:rPr>
               <w:t>GOMARL</w:t>
             </w:r>
@@ -689,20 +651,19 @@
         </w:tc>
         <w:tc>
           <w:tcPr>
-            <w:tcW w:type="dxa" w:w="3173"/>
+            <w:tcW w:type="dxa" w:w="2880"/>
           </w:tcPr>
           <w:p>
             <w:pPr>
-              <w:spacing w:after="40" w:before="40"/>
+              <w:spacing w:before="40" w:after="40"/>
             </w:pPr>
-            <w:r/>
             <w:r>
               <w:rPr>
                 <w:rFonts w:ascii="Calibri" w:hAnsi="Calibri" w:eastAsia="宋体"/>
                 <w:b w:val="0"/>
                 <w:i w:val="0"/>
                 <w:color w:val="1A1A2E"/>
-                <w:sz w:val="19"/>
+                <w:sz w:val="18"/>
               </w:rPr>
               <w:t>Graph-Oriented MARL</w:t>
             </w:r>
@@ -710,20 +671,19 @@
         </w:tc>
         <w:tc>
           <w:tcPr>
-            <w:tcW w:type="dxa" w:w="3173"/>
+            <w:tcW w:type="dxa" w:w="2880"/>
           </w:tcPr>
           <w:p>
             <w:pPr>
-              <w:spacing w:after="40" w:before="40"/>
+              <w:spacing w:before="40" w:after="40"/>
             </w:pPr>
-            <w:r/>
             <w:r>
               <w:rPr>
                 <w:rFonts w:ascii="Calibri" w:hAnsi="Calibri" w:eastAsia="宋体"/>
                 <w:b w:val="0"/>
                 <w:i w:val="0"/>
                 <w:color w:val="1A1A2E"/>
-                <w:sz w:val="19"/>
+                <w:sz w:val="18"/>
               </w:rPr>
               <w:t>图导向多智能体强化学习（含 NeuralMixer 与证据冲突消解）</w:t>
             </w:r>
@@ -733,21 +693,19 @@
       <w:tr>
         <w:tc>
           <w:tcPr>
-            <w:tcW w:type="dxa" w:w="3173"/>
-            <w:shd w:val="clear" w:color="auto" w:fill="F4F2FA"/>
+            <w:tcW w:type="dxa" w:w="2880"/>
           </w:tcPr>
           <w:p>
             <w:pPr>
-              <w:spacing w:after="40" w:before="40"/>
+              <w:spacing w:before="40" w:after="40"/>
             </w:pPr>
-            <w:r/>
             <w:r>
               <w:rPr>
                 <w:rFonts w:ascii="Calibri" w:hAnsi="Calibri" w:eastAsia="宋体"/>
                 <w:b w:val="0"/>
                 <w:i w:val="0"/>
                 <w:color w:val="1A1A2E"/>
-                <w:sz w:val="19"/>
+                <w:sz w:val="18"/>
               </w:rPr>
               <w:t>FrugalRAG</w:t>
             </w:r>
@@ -755,21 +713,19 @@
         </w:tc>
         <w:tc>
           <w:tcPr>
-            <w:tcW w:type="dxa" w:w="3173"/>
-            <w:shd w:val="clear" w:color="auto" w:fill="F4F2FA"/>
+            <w:tcW w:type="dxa" w:w="2880"/>
           </w:tcPr>
           <w:p>
             <w:pPr>
-              <w:spacing w:after="40" w:before="40"/>
+              <w:spacing w:before="40" w:after="40"/>
             </w:pPr>
-            <w:r/>
             <w:r>
               <w:rPr>
                 <w:rFonts w:ascii="Calibri" w:hAnsi="Calibri" w:eastAsia="宋体"/>
                 <w:b w:val="0"/>
                 <w:i w:val="0"/>
                 <w:color w:val="1A1A2E"/>
-                <w:sz w:val="19"/>
+                <w:sz w:val="18"/>
               </w:rPr>
               <w:t>Frugal Retrieval-Augmented Generation</w:t>
             </w:r>
@@ -777,21 +733,19 @@
         </w:tc>
         <w:tc>
           <w:tcPr>
-            <w:tcW w:type="dxa" w:w="3173"/>
-            <w:shd w:val="clear" w:color="auto" w:fill="F4F2FA"/>
+            <w:tcW w:type="dxa" w:w="2880"/>
           </w:tcPr>
           <w:p>
             <w:pPr>
-              <w:spacing w:after="40" w:before="40"/>
+              <w:spacing w:before="40" w:after="40"/>
             </w:pPr>
-            <w:r/>
             <w:r>
               <w:rPr>
                 <w:rFonts w:ascii="Calibri" w:hAnsi="Calibri" w:eastAsia="宋体"/>
                 <w:b w:val="0"/>
                 <w:i w:val="0"/>
                 <w:color w:val="1A1A2E"/>
-                <w:sz w:val="19"/>
+                <w:sz w:val="18"/>
               </w:rPr>
               <w:t>低成本检索增强生成（SFT+GRPO+ReAct）</w:t>
             </w:r>
@@ -801,20 +755,19 @@
       <w:tr>
         <w:tc>
           <w:tcPr>
-            <w:tcW w:type="dxa" w:w="3173"/>
+            <w:tcW w:type="dxa" w:w="2880"/>
           </w:tcPr>
           <w:p>
             <w:pPr>
-              <w:spacing w:after="40" w:before="40"/>
+              <w:spacing w:before="40" w:after="40"/>
             </w:pPr>
-            <w:r/>
             <w:r>
               <w:rPr>
                 <w:rFonts w:ascii="Calibri" w:hAnsi="Calibri" w:eastAsia="宋体"/>
                 <w:b w:val="0"/>
                 <w:i w:val="0"/>
                 <w:color w:val="1A1A2E"/>
-                <w:sz w:val="19"/>
+                <w:sz w:val="18"/>
               </w:rPr>
               <w:t>CARS</w:t>
             </w:r>
@@ -822,20 +775,19 @@
         </w:tc>
         <w:tc>
           <w:tcPr>
-            <w:tcW w:type="dxa" w:w="3173"/>
+            <w:tcW w:type="dxa" w:w="2880"/>
           </w:tcPr>
           <w:p>
             <w:pPr>
-              <w:spacing w:after="40" w:before="40"/>
+              <w:spacing w:before="40" w:after="40"/>
             </w:pPr>
-            <w:r/>
             <w:r>
               <w:rPr>
                 <w:rFonts w:ascii="Calibri" w:hAnsi="Calibri" w:eastAsia="宋体"/>
                 <w:b w:val="0"/>
                 <w:i w:val="0"/>
                 <w:color w:val="1A1A2E"/>
-                <w:sz w:val="19"/>
+                <w:sz w:val="18"/>
               </w:rPr>
               <w:t>Consensus-Aware Reward Shaping</w:t>
             </w:r>
@@ -843,20 +795,19 @@
         </w:tc>
         <w:tc>
           <w:tcPr>
-            <w:tcW w:type="dxa" w:w="3173"/>
+            <w:tcW w:type="dxa" w:w="2880"/>
           </w:tcPr>
           <w:p>
             <w:pPr>
-              <w:spacing w:after="40" w:before="40"/>
+              <w:spacing w:before="40" w:after="40"/>
             </w:pPr>
-            <w:r/>
             <w:r>
               <w:rPr>
                 <w:rFonts w:ascii="Calibri" w:hAnsi="Calibri" w:eastAsia="宋体"/>
                 <w:b w:val="0"/>
                 <w:i w:val="0"/>
                 <w:color w:val="1A1A2E"/>
-                <w:sz w:val="19"/>
+                <w:sz w:val="18"/>
               </w:rPr>
               <w:t>共识感知奖励塑形</w:t>
             </w:r>
@@ -866,21 +817,19 @@
       <w:tr>
         <w:tc>
           <w:tcPr>
-            <w:tcW w:type="dxa" w:w="3173"/>
-            <w:shd w:val="clear" w:color="auto" w:fill="F4F2FA"/>
+            <w:tcW w:type="dxa" w:w="2880"/>
           </w:tcPr>
           <w:p>
             <w:pPr>
-              <w:spacing w:after="40" w:before="40"/>
+              <w:spacing w:before="40" w:after="40"/>
             </w:pPr>
-            <w:r/>
             <w:r>
               <w:rPr>
                 <w:rFonts w:ascii="Calibri" w:hAnsi="Calibri" w:eastAsia="宋体"/>
                 <w:b w:val="0"/>
                 <w:i w:val="0"/>
                 <w:color w:val="1A1A2E"/>
-                <w:sz w:val="19"/>
+                <w:sz w:val="18"/>
               </w:rPr>
               <w:t>E5</w:t>
             </w:r>
@@ -888,21 +837,19 @@
         </w:tc>
         <w:tc>
           <w:tcPr>
-            <w:tcW w:type="dxa" w:w="3173"/>
-            <w:shd w:val="clear" w:color="auto" w:fill="F4F2FA"/>
+            <w:tcW w:type="dxa" w:w="2880"/>
           </w:tcPr>
           <w:p>
             <w:pPr>
-              <w:spacing w:after="40" w:before="40"/>
+              <w:spacing w:before="40" w:after="40"/>
             </w:pPr>
-            <w:r/>
             <w:r>
               <w:rPr>
                 <w:rFonts w:ascii="Calibri" w:hAnsi="Calibri" w:eastAsia="宋体"/>
                 <w:b w:val="0"/>
                 <w:i w:val="0"/>
                 <w:color w:val="1A1A2E"/>
-                <w:sz w:val="19"/>
+                <w:sz w:val="18"/>
               </w:rPr>
               <w:t>E5-base-v2</w:t>
             </w:r>
@@ -910,21 +857,19 @@
         </w:tc>
         <w:tc>
           <w:tcPr>
-            <w:tcW w:type="dxa" w:w="3173"/>
-            <w:shd w:val="clear" w:color="auto" w:fill="F4F2FA"/>
+            <w:tcW w:type="dxa" w:w="2880"/>
           </w:tcPr>
           <w:p>
             <w:pPr>
-              <w:spacing w:after="40" w:before="40"/>
+              <w:spacing w:before="40" w:after="40"/>
             </w:pPr>
-            <w:r/>
             <w:r>
               <w:rPr>
                 <w:rFonts w:ascii="Calibri" w:hAnsi="Calibri" w:eastAsia="宋体"/>
                 <w:b w:val="0"/>
                 <w:i w:val="0"/>
                 <w:color w:val="1A1A2E"/>
-                <w:sz w:val="19"/>
+                <w:sz w:val="18"/>
               </w:rPr>
               <w:t>文本向量化嵌入模型（768 维）</w:t>
             </w:r>
@@ -934,20 +879,19 @@
       <w:tr>
         <w:tc>
           <w:tcPr>
-            <w:tcW w:type="dxa" w:w="3173"/>
+            <w:tcW w:type="dxa" w:w="2880"/>
           </w:tcPr>
           <w:p>
             <w:pPr>
-              <w:spacing w:after="40" w:before="40"/>
+              <w:spacing w:before="40" w:after="40"/>
             </w:pPr>
-            <w:r/>
             <w:r>
               <w:rPr>
                 <w:rFonts w:ascii="Calibri" w:hAnsi="Calibri" w:eastAsia="宋体"/>
                 <w:b w:val="0"/>
                 <w:i w:val="0"/>
                 <w:color w:val="1A1A2E"/>
-                <w:sz w:val="19"/>
+                <w:sz w:val="18"/>
               </w:rPr>
               <w:t>408</w:t>
             </w:r>
@@ -955,20 +899,19 @@
         </w:tc>
         <w:tc>
           <w:tcPr>
-            <w:tcW w:type="dxa" w:w="3173"/>
+            <w:tcW w:type="dxa" w:w="2880"/>
           </w:tcPr>
           <w:p>
             <w:pPr>
-              <w:spacing w:after="40" w:before="40"/>
+              <w:spacing w:before="40" w:after="40"/>
             </w:pPr>
-            <w:r/>
             <w:r>
               <w:rPr>
                 <w:rFonts w:ascii="Calibri" w:hAnsi="Calibri" w:eastAsia="宋体"/>
                 <w:b w:val="0"/>
                 <w:i w:val="0"/>
                 <w:color w:val="1A1A2E"/>
-                <w:sz w:val="19"/>
+                <w:sz w:val="18"/>
               </w:rPr>
               <w:t>—</w:t>
             </w:r>
@@ -976,20 +919,19 @@
         </w:tc>
         <w:tc>
           <w:tcPr>
-            <w:tcW w:type="dxa" w:w="3173"/>
+            <w:tcW w:type="dxa" w:w="2880"/>
           </w:tcPr>
           <w:p>
             <w:pPr>
-              <w:spacing w:after="40" w:before="40"/>
+              <w:spacing w:before="40" w:after="40"/>
             </w:pPr>
-            <w:r/>
             <w:r>
               <w:rPr>
                 <w:rFonts w:ascii="Calibri" w:hAnsi="Calibri" w:eastAsia="宋体"/>
                 <w:b w:val="0"/>
                 <w:i w:val="0"/>
                 <w:color w:val="1A1A2E"/>
-                <w:sz w:val="19"/>
+                <w:sz w:val="18"/>
               </w:rPr>
               <w:t>计算机统考四科：数据结构/计组/OS/计网</w:t>
             </w:r>
@@ -997,34 +939,26 @@
         </w:tc>
       </w:tr>
     </w:tbl>
+    <w:p/>
     <w:p>
       <w:pPr>
-        <w:spacing w:after="40"/>
-      </w:pPr>
-    </w:p>
-    <w:p>
-      <w:pPr>
-        <w:pStyle w:val="Heading3"/>
+        <w:pStyle w:val="Heading2"/>
       </w:pPr>
       <w:r>
+        <w:rPr>
+          <w:rFonts w:ascii="Calibri" w:hAnsi="Calibri" w:eastAsia="宋体"/>
+          <w:b/>
+          <w:color w:val="6C2BD9"/>
+          <w:sz w:val="24"/>
+        </w:rPr>
         <w:t>1.4 参考资料</w:t>
       </w:r>
     </w:p>
     <w:p>
       <w:pPr>
-        <w:spacing w:after="40" w:line="312" w:lineRule="auto"/>
+        <w:spacing w:before="40" w:after="40" w:line="276" w:lineRule="auto"/>
         <w:ind w:left="454"/>
       </w:pPr>
-      <w:r>
-        <w:rPr>
-          <w:rFonts w:ascii="Calibri" w:hAnsi="Calibri" w:eastAsia="宋体"/>
-          <w:b/>
-          <w:i w:val="0"/>
-          <w:color w:val="6C2BD9"/>
-          <w:sz w:val="21"/>
-        </w:rPr>
-        <w:t xml:space="preserve">• </w:t>
-      </w:r>
       <w:r>
         <w:rPr>
           <w:rFonts w:ascii="Calibri" w:hAnsi="Calibri" w:eastAsia="宋体"/>
@@ -1033,24 +967,14 @@
           <w:color w:val="1A1A2E"/>
           <w:sz w:val="21"/>
         </w:rPr>
-        <w:t>《中国软件杯 A3 赛题说明》（cnsoftbei.com，项目建设初期的方向依据）</w:t>
+        <w:t>• 《A3 赛题说明》（cnsoftbei.com，项目建设初期的方向依据）</w:t>
       </w:r>
     </w:p>
     <w:p>
       <w:pPr>
-        <w:spacing w:after="40" w:line="312" w:lineRule="auto"/>
+        <w:spacing w:before="40" w:after="40" w:line="276" w:lineRule="auto"/>
         <w:ind w:left="454"/>
       </w:pPr>
-      <w:r>
-        <w:rPr>
-          <w:rFonts w:ascii="Calibri" w:hAnsi="Calibri" w:eastAsia="宋体"/>
-          <w:b/>
-          <w:i w:val="0"/>
-          <w:color w:val="6C2BD9"/>
-          <w:sz w:val="21"/>
-        </w:rPr>
-        <w:t xml:space="preserve">• </w:t>
-      </w:r>
       <w:r>
         <w:rPr>
           <w:rFonts w:ascii="Calibri" w:hAnsi="Calibri" w:eastAsia="宋体"/>
@@ -1059,24 +983,14 @@
           <w:color w:val="1A1A2E"/>
           <w:sz w:val="21"/>
         </w:rPr>
-        <w:t>GB 8567-88《计算机软件产品开发文件编制指南》</w:t>
+        <w:t>• GB 8567-88《计算机软件产品开发文件编制指南》</w:t>
       </w:r>
     </w:p>
     <w:p>
       <w:pPr>
-        <w:spacing w:after="40" w:line="312" w:lineRule="auto"/>
+        <w:spacing w:before="40" w:after="40" w:line="276" w:lineRule="auto"/>
         <w:ind w:left="454"/>
       </w:pPr>
-      <w:r>
-        <w:rPr>
-          <w:rFonts w:ascii="Calibri" w:hAnsi="Calibri" w:eastAsia="宋体"/>
-          <w:b/>
-          <w:i w:val="0"/>
-          <w:color w:val="6C2BD9"/>
-          <w:sz w:val="21"/>
-        </w:rPr>
-        <w:t xml:space="preserve">• </w:t>
-      </w:r>
       <w:r>
         <w:rPr>
           <w:rFonts w:ascii="Calibri" w:hAnsi="Calibri" w:eastAsia="宋体"/>
@@ -1085,7 +999,7 @@
           <w:color w:val="1A1A2E"/>
           <w:sz w:val="21"/>
         </w:rPr>
-        <w:t>项目《系统架构设计文档》《技术方案说明书》《测试说明书》（同交付包）</w:t>
+        <w:t>• 项目《系统架构设计文档》《技术方案说明书》《测试说明书》（同交付包）</w:t>
       </w:r>
     </w:p>
     <w:p>
@@ -1096,7 +1010,6 @@
         <w:rPr>
           <w:rFonts w:ascii="Calibri" w:hAnsi="Calibri" w:eastAsia="宋体"/>
           <w:b w:val="0"/>
-          <w:i w:val="0"/>
           <w:color w:val="999999"/>
           <w:sz w:val="18"/>
         </w:rPr>
@@ -1105,23 +1018,35 @@
     </w:p>
     <w:p>
       <w:pPr>
-        <w:pStyle w:val="Heading2"/>
+        <w:pStyle w:val="Heading1"/>
       </w:pPr>
       <w:r>
+        <w:rPr>
+          <w:rFonts w:ascii="Calibri" w:hAnsi="Calibri" w:eastAsia="宋体"/>
+          <w:b/>
+          <w:color w:val="6C2BD9"/>
+          <w:sz w:val="28"/>
+        </w:rPr>
         <w:t>2. 任务概述</w:t>
       </w:r>
     </w:p>
     <w:p>
       <w:pPr>
-        <w:pStyle w:val="Heading3"/>
+        <w:pStyle w:val="Heading2"/>
       </w:pPr>
       <w:r>
+        <w:rPr>
+          <w:rFonts w:ascii="Calibri" w:hAnsi="Calibri" w:eastAsia="宋体"/>
+          <w:b/>
+          <w:color w:val="6C2BD9"/>
+          <w:sz w:val="24"/>
+        </w:rPr>
         <w:t>2.1 目标</w:t>
       </w:r>
     </w:p>
     <w:p>
       <w:pPr>
-        <w:spacing w:after="100" w:line="336" w:lineRule="auto"/>
+        <w:spacing w:before="80" w:after="80" w:line="276" w:lineRule="auto"/>
       </w:pPr>
       <w:r>
         <w:rPr>
@@ -1156,19 +1081,9 @@
     </w:p>
     <w:p>
       <w:pPr>
-        <w:spacing w:after="40" w:line="312" w:lineRule="auto"/>
+        <w:spacing w:before="40" w:after="40" w:line="276" w:lineRule="auto"/>
         <w:ind w:left="454"/>
       </w:pPr>
-      <w:r>
-        <w:rPr>
-          <w:rFonts w:ascii="Calibri" w:hAnsi="Calibri" w:eastAsia="宋体"/>
-          <w:b/>
-          <w:i w:val="0"/>
-          <w:color w:val="6C2BD9"/>
-          <w:sz w:val="21"/>
-        </w:rPr>
-        <w:t xml:space="preserve">1. </w:t>
-      </w:r>
       <w:r>
         <w:rPr>
           <w:rFonts w:ascii="Calibri" w:hAnsi="Calibri" w:eastAsia="宋体"/>
@@ -1177,24 +1092,14 @@
           <w:color w:val="1A1A2E"/>
           <w:sz w:val="21"/>
         </w:rPr>
-        <w:t>基于用户学情画像生成个性化学习路径与 7 类学习资源；</w:t>
+        <w:t>1. 基于用户学情画像生成个性化学习路径与 7 类学习资源；</w:t>
       </w:r>
     </w:p>
     <w:p>
       <w:pPr>
-        <w:spacing w:after="40" w:line="312" w:lineRule="auto"/>
+        <w:spacing w:before="40" w:after="40" w:line="276" w:lineRule="auto"/>
         <w:ind w:left="454"/>
       </w:pPr>
-      <w:r>
-        <w:rPr>
-          <w:rFonts w:ascii="Calibri" w:hAnsi="Calibri" w:eastAsia="宋体"/>
-          <w:b/>
-          <w:i w:val="0"/>
-          <w:color w:val="6C2BD9"/>
-          <w:sz w:val="21"/>
-        </w:rPr>
-        <w:t xml:space="preserve">2. </w:t>
-      </w:r>
       <w:r>
         <w:rPr>
           <w:rFonts w:ascii="Calibri" w:hAnsi="Calibri" w:eastAsia="宋体"/>
@@ -1203,7 +1108,7 @@
           <w:color w:val="1A1A2E"/>
           <w:sz w:val="21"/>
         </w:rPr>
-        <w:t>通过多智能体编排与证据校验</w:t>
+        <w:t>2. 通过多智能体编排与证据校验</w:t>
       </w:r>
       <w:r>
         <w:rPr>
@@ -1228,19 +1133,9 @@
     </w:p>
     <w:p>
       <w:pPr>
-        <w:spacing w:after="40" w:line="312" w:lineRule="auto"/>
+        <w:spacing w:before="40" w:after="40" w:line="276" w:lineRule="auto"/>
         <w:ind w:left="454"/>
       </w:pPr>
-      <w:r>
-        <w:rPr>
-          <w:rFonts w:ascii="Calibri" w:hAnsi="Calibri" w:eastAsia="宋体"/>
-          <w:b/>
-          <w:i w:val="0"/>
-          <w:color w:val="6C2BD9"/>
-          <w:sz w:val="21"/>
-        </w:rPr>
-        <w:t xml:space="preserve">3. </w:t>
-      </w:r>
       <w:r>
         <w:rPr>
           <w:rFonts w:ascii="Calibri" w:hAnsi="Calibri" w:eastAsia="宋体"/>
@@ -1249,32 +1144,28 @@
           <w:color w:val="1A1A2E"/>
           <w:sz w:val="21"/>
         </w:rPr>
-        <w:t>融合讯飞开放平台 10 项 AI 能力，提供图片生成、数字人视频、智能 PPT 等多模态输出。</w:t>
+        <w:t>3. 融合讯飞开放平台 10 项 AI 能力，提供图片生成、数字人视频、智能 PPT 等多模态输出。</w:t>
       </w:r>
     </w:p>
     <w:p>
       <w:pPr>
-        <w:pStyle w:val="Heading3"/>
+        <w:pStyle w:val="Heading2"/>
       </w:pPr>
       <w:r>
+        <w:rPr>
+          <w:rFonts w:ascii="Calibri" w:hAnsi="Calibri" w:eastAsia="宋体"/>
+          <w:b/>
+          <w:color w:val="6C2BD9"/>
+          <w:sz w:val="24"/>
+        </w:rPr>
         <w:t>2.2 用户特点</w:t>
       </w:r>
     </w:p>
     <w:p>
       <w:pPr>
-        <w:spacing w:after="40" w:line="312" w:lineRule="auto"/>
+        <w:spacing w:before="40" w:after="40" w:line="276" w:lineRule="auto"/>
         <w:ind w:left="454"/>
       </w:pPr>
-      <w:r>
-        <w:rPr>
-          <w:rFonts w:ascii="Calibri" w:hAnsi="Calibri" w:eastAsia="宋体"/>
-          <w:b/>
-          <w:i w:val="0"/>
-          <w:color w:val="6C2BD9"/>
-          <w:sz w:val="21"/>
-        </w:rPr>
-        <w:t xml:space="preserve">• </w:t>
-      </w:r>
       <w:r>
         <w:rPr>
           <w:rFonts w:ascii="Calibri" w:hAnsi="Calibri" w:eastAsia="宋体"/>
@@ -1283,24 +1174,14 @@
           <w:color w:val="1A1A2E"/>
           <w:sz w:val="21"/>
         </w:rPr>
-        <w:t>目标用户为计算机考研群体，具备基本计算机素养，但对四科深层原理掌握不均。</w:t>
+        <w:t>• 目标用户为计算机考研群体，具备基本计算机素养，但对四科深层原理掌握不均。</w:t>
       </w:r>
     </w:p>
     <w:p>
       <w:pPr>
-        <w:spacing w:after="40" w:line="312" w:lineRule="auto"/>
+        <w:spacing w:before="40" w:after="40" w:line="276" w:lineRule="auto"/>
         <w:ind w:left="454"/>
       </w:pPr>
-      <w:r>
-        <w:rPr>
-          <w:rFonts w:ascii="Calibri" w:hAnsi="Calibri" w:eastAsia="宋体"/>
-          <w:b/>
-          <w:i w:val="0"/>
-          <w:color w:val="6C2BD9"/>
-          <w:sz w:val="21"/>
-        </w:rPr>
-        <w:t xml:space="preserve">• </w:t>
-      </w:r>
       <w:r>
         <w:rPr>
           <w:rFonts w:ascii="Calibri" w:hAnsi="Calibri" w:eastAsia="宋体"/>
@@ -1309,24 +1190,14 @@
           <w:color w:val="1A1A2E"/>
           <w:sz w:val="21"/>
         </w:rPr>
-        <w:t>教师用户（teacher 角色）可进行知识库管理与审核。</w:t>
+        <w:t>• 教师用户（teacher 角色）可进行知识库管理与审核。</w:t>
       </w:r>
     </w:p>
     <w:p>
       <w:pPr>
-        <w:spacing w:after="40" w:line="312" w:lineRule="auto"/>
+        <w:spacing w:before="40" w:after="40" w:line="276" w:lineRule="auto"/>
         <w:ind w:left="454"/>
       </w:pPr>
-      <w:r>
-        <w:rPr>
-          <w:rFonts w:ascii="Calibri" w:hAnsi="Calibri" w:eastAsia="宋体"/>
-          <w:b/>
-          <w:i w:val="0"/>
-          <w:color w:val="6C2BD9"/>
-          <w:sz w:val="21"/>
-        </w:rPr>
-        <w:t xml:space="preserve">• </w:t>
-      </w:r>
       <w:r>
         <w:rPr>
           <w:rFonts w:ascii="Calibri" w:hAnsi="Calibri" w:eastAsia="宋体"/>
@@ -1335,28 +1206,34 @@
           <w:color w:val="1A1A2E"/>
           <w:sz w:val="21"/>
         </w:rPr>
-        <w:t>系统需在交互上降低认知负荷，提供流式输出、Markdown 渲染与多模态卡片化呈现。</w:t>
+        <w:t>• 系统需在交互上降低认知负荷，提供流式输出、Markdown 渲染与多模态卡片化呈现。</w:t>
       </w:r>
     </w:p>
     <w:p>
       <w:pPr>
-        <w:pStyle w:val="Heading3"/>
+        <w:pStyle w:val="Heading2"/>
       </w:pPr>
       <w:r>
+        <w:rPr>
+          <w:rFonts w:ascii="Calibri" w:hAnsi="Calibri" w:eastAsia="宋体"/>
+          <w:b/>
+          <w:color w:val="6C2BD9"/>
+          <w:sz w:val="24"/>
+        </w:rPr>
         <w:t>2.3 假定与约束</w:t>
       </w:r>
     </w:p>
     <w:p>
       <w:pPr>
-        <w:spacing w:after="40" w:line="312" w:lineRule="auto"/>
+        <w:spacing w:before="40" w:after="40" w:line="276" w:lineRule="auto"/>
         <w:ind w:left="454"/>
       </w:pPr>
       <w:r>
         <w:rPr>
           <w:rFonts w:ascii="Calibri" w:hAnsi="Calibri" w:eastAsia="宋体"/>
-          <w:b/>
+          <w:b w:val="0"/>
           <w:i w:val="0"/>
-          <w:color w:val="6C2BD9"/>
+          <w:color w:val="1A1A2E"/>
           <w:sz w:val="21"/>
         </w:rPr>
         <w:t xml:space="preserve">• </w:t>
@@ -1384,15 +1261,15 @@
     </w:p>
     <w:p>
       <w:pPr>
-        <w:spacing w:after="40" w:line="312" w:lineRule="auto"/>
+        <w:spacing w:before="40" w:after="40" w:line="276" w:lineRule="auto"/>
         <w:ind w:left="454"/>
       </w:pPr>
       <w:r>
         <w:rPr>
           <w:rFonts w:ascii="Calibri" w:hAnsi="Calibri" w:eastAsia="宋体"/>
-          <w:b/>
+          <w:b w:val="0"/>
           <w:i w:val="0"/>
-          <w:color w:val="6C2BD9"/>
+          <w:color w:val="1A1A2E"/>
           <w:sz w:val="21"/>
         </w:rPr>
         <w:t xml:space="preserve">• </w:t>
@@ -1420,15 +1297,15 @@
     </w:p>
     <w:p>
       <w:pPr>
-        <w:spacing w:after="40" w:line="312" w:lineRule="auto"/>
+        <w:spacing w:before="40" w:after="40" w:line="276" w:lineRule="auto"/>
         <w:ind w:left="454"/>
       </w:pPr>
       <w:r>
         <w:rPr>
           <w:rFonts w:ascii="Calibri" w:hAnsi="Calibri" w:eastAsia="宋体"/>
-          <w:b/>
+          <w:b w:val="0"/>
           <w:i w:val="0"/>
-          <w:color w:val="6C2BD9"/>
+          <w:color w:val="1A1A2E"/>
           <w:sz w:val="21"/>
         </w:rPr>
         <w:t xml:space="preserve">• </w:t>
@@ -1462,7 +1339,6 @@
         <w:rPr>
           <w:rFonts w:ascii="Calibri" w:hAnsi="Calibri" w:eastAsia="宋体"/>
           <w:b w:val="0"/>
-          <w:i w:val="0"/>
           <w:color w:val="999999"/>
           <w:sz w:val="18"/>
         </w:rPr>
@@ -1471,10 +1347,30 @@
     </w:p>
     <w:p>
       <w:pPr>
+        <w:pStyle w:val="Heading1"/>
+      </w:pPr>
+      <w:r>
+        <w:rPr>
+          <w:rFonts w:ascii="Calibri" w:hAnsi="Calibri" w:eastAsia="宋体"/>
+          <w:b/>
+          <w:color w:val="6C2BD9"/>
+          <w:sz w:val="28"/>
+        </w:rPr>
+        <w:t>3. 需求规定</w:t>
+      </w:r>
+    </w:p>
+    <w:p>
+      <w:pPr>
         <w:pStyle w:val="Heading2"/>
       </w:pPr>
       <w:r>
-        <w:t>3. 需求规定</w:t>
+        <w:rPr>
+          <w:rFonts w:ascii="Calibri" w:hAnsi="Calibri" w:eastAsia="宋体"/>
+          <w:b/>
+          <w:color w:val="6C2BD9"/>
+          <w:sz w:val="24"/>
+        </w:rPr>
+        <w:t>3.1 功能需求</w:t>
       </w:r>
     </w:p>
     <w:p>
@@ -1482,20 +1378,18 @@
         <w:pStyle w:val="Heading3"/>
       </w:pPr>
       <w:r>
-        <w:t>3.1 功能需求</w:t>
-      </w:r>
-    </w:p>
-    <w:p>
-      <w:pPr>
-        <w:pStyle w:val="Heading4"/>
-      </w:pPr>
-      <w:r>
+        <w:rPr>
+          <w:rFonts w:ascii="Calibri" w:hAnsi="Calibri" w:eastAsia="宋体"/>
+          <w:b/>
+          <w:color w:val="1A1A2E"/>
+          <w:sz w:val="20"/>
+        </w:rPr>
         <w:t>3.1.1 多智能体编排（核心链路）</w:t>
       </w:r>
     </w:p>
     <w:p>
       <w:pPr>
-        <w:spacing w:after="100" w:line="336" w:lineRule="auto"/>
+        <w:spacing w:before="80" w:after="80" w:line="276" w:lineRule="auto"/>
       </w:pPr>
       <w:r>
         <w:rPr>
@@ -1536,32 +1430,26 @@
         <w:tblLook w:firstColumn="1" w:firstRow="1" w:lastColumn="0" w:lastRow="0" w:noHBand="0" w:noVBand="1" w:val="04A0"/>
       </w:tblPr>
       <w:tblGrid>
-        <w:gridCol w:w="3173"/>
-        <w:gridCol w:w="3173"/>
-        <w:gridCol w:w="3173"/>
+        <w:gridCol w:w="2880"/>
+        <w:gridCol w:w="2880"/>
+        <w:gridCol w:w="2880"/>
       </w:tblGrid>
       <w:tr>
         <w:tc>
           <w:tcPr>
-            <w:tcW w:type="dxa" w:w="3173"/>
-            <w:shd w:val="clear" w:color="auto" w:fill="6C2BD9"/>
+            <w:tcW w:type="dxa" w:w="2880"/>
           </w:tcPr>
           <w:p>
             <w:pPr>
-              <w:spacing w:after="40" w:before="40"/>
+              <w:spacing w:before="40" w:after="40"/>
             </w:pPr>
-            <w:r>
-              <w:rPr>
-                <w:b/>
-              </w:rPr>
-            </w:r>
             <w:r>
               <w:rPr>
                 <w:rFonts w:ascii="Calibri" w:hAnsi="Calibri" w:eastAsia="宋体"/>
                 <w:b/>
                 <w:i w:val="0"/>
-                <w:color w:val="FFFFFF"/>
-                <w:sz w:val="20"/>
+                <w:color w:val="1A1A2E"/>
+                <w:sz w:val="18"/>
               </w:rPr>
               <w:t>序号</w:t>
             </w:r>
@@ -1569,25 +1457,19 @@
         </w:tc>
         <w:tc>
           <w:tcPr>
-            <w:tcW w:type="dxa" w:w="3173"/>
-            <w:shd w:val="clear" w:color="auto" w:fill="6C2BD9"/>
+            <w:tcW w:type="dxa" w:w="2880"/>
           </w:tcPr>
           <w:p>
             <w:pPr>
-              <w:spacing w:after="40" w:before="40"/>
+              <w:spacing w:before="40" w:after="40"/>
             </w:pPr>
-            <w:r>
-              <w:rPr>
-                <w:b/>
-              </w:rPr>
-            </w:r>
             <w:r>
               <w:rPr>
                 <w:rFonts w:ascii="Calibri" w:hAnsi="Calibri" w:eastAsia="宋体"/>
                 <w:b/>
                 <w:i w:val="0"/>
-                <w:color w:val="FFFFFF"/>
-                <w:sz w:val="20"/>
+                <w:color w:val="1A1A2E"/>
+                <w:sz w:val="18"/>
               </w:rPr>
               <w:t>节点</w:t>
             </w:r>
@@ -1595,25 +1477,19 @@
         </w:tc>
         <w:tc>
           <w:tcPr>
-            <w:tcW w:type="dxa" w:w="3173"/>
-            <w:shd w:val="clear" w:color="auto" w:fill="6C2BD9"/>
+            <w:tcW w:type="dxa" w:w="2880"/>
           </w:tcPr>
           <w:p>
             <w:pPr>
-              <w:spacing w:after="40" w:before="40"/>
+              <w:spacing w:before="40" w:after="40"/>
             </w:pPr>
-            <w:r>
-              <w:rPr>
-                <w:b/>
-              </w:rPr>
-            </w:r>
             <w:r>
               <w:rPr>
                 <w:rFonts w:ascii="Calibri" w:hAnsi="Calibri" w:eastAsia="宋体"/>
                 <w:b/>
                 <w:i w:val="0"/>
-                <w:color w:val="FFFFFF"/>
-                <w:sz w:val="20"/>
+                <w:color w:val="1A1A2E"/>
+                <w:sz w:val="18"/>
               </w:rPr>
               <w:t>职责</w:t>
             </w:r>
@@ -1623,20 +1499,19 @@
       <w:tr>
         <w:tc>
           <w:tcPr>
-            <w:tcW w:type="dxa" w:w="3173"/>
+            <w:tcW w:type="dxa" w:w="2880"/>
           </w:tcPr>
           <w:p>
             <w:pPr>
-              <w:spacing w:after="40" w:before="40"/>
+              <w:spacing w:before="40" w:after="40"/>
             </w:pPr>
-            <w:r/>
             <w:r>
               <w:rPr>
                 <w:rFonts w:ascii="Calibri" w:hAnsi="Calibri" w:eastAsia="宋体"/>
                 <w:b w:val="0"/>
                 <w:i w:val="0"/>
                 <w:color w:val="1A1A2E"/>
-                <w:sz w:val="19"/>
+                <w:sz w:val="18"/>
               </w:rPr>
               <w:t>1</w:t>
             </w:r>
@@ -1644,20 +1519,19 @@
         </w:tc>
         <w:tc>
           <w:tcPr>
-            <w:tcW w:type="dxa" w:w="3173"/>
+            <w:tcW w:type="dxa" w:w="2880"/>
           </w:tcPr>
           <w:p>
             <w:pPr>
-              <w:spacing w:after="40" w:before="40"/>
+              <w:spacing w:before="40" w:after="40"/>
             </w:pPr>
-            <w:r/>
             <w:r>
               <w:rPr>
                 <w:rFonts w:ascii="Calibri" w:hAnsi="Calibri" w:eastAsia="宋体"/>
                 <w:b w:val="0"/>
                 <w:i w:val="0"/>
                 <w:color w:val="1A1A2E"/>
-                <w:sz w:val="19"/>
+                <w:sz w:val="18"/>
               </w:rPr>
               <w:t>triage</w:t>
             </w:r>
@@ -1665,20 +1539,19 @@
         </w:tc>
         <w:tc>
           <w:tcPr>
-            <w:tcW w:type="dxa" w:w="3173"/>
+            <w:tcW w:type="dxa" w:w="2880"/>
           </w:tcPr>
           <w:p>
             <w:pPr>
-              <w:spacing w:after="40" w:before="40"/>
+              <w:spacing w:before="40" w:after="40"/>
             </w:pPr>
-            <w:r/>
             <w:r>
               <w:rPr>
                 <w:rFonts w:ascii="Calibri" w:hAnsi="Calibri" w:eastAsia="宋体"/>
                 <w:b w:val="0"/>
                 <w:i w:val="0"/>
                 <w:color w:val="1A1A2E"/>
-                <w:sz w:val="19"/>
+                <w:sz w:val="18"/>
               </w:rPr>
               <w:t>请求分诊（零 LLM 成本分类与 low 短路快路径）</w:t>
             </w:r>
@@ -1688,21 +1561,19 @@
       <w:tr>
         <w:tc>
           <w:tcPr>
-            <w:tcW w:type="dxa" w:w="3173"/>
-            <w:shd w:val="clear" w:color="auto" w:fill="F4F2FA"/>
+            <w:tcW w:type="dxa" w:w="2880"/>
           </w:tcPr>
           <w:p>
             <w:pPr>
-              <w:spacing w:after="40" w:before="40"/>
+              <w:spacing w:before="40" w:after="40"/>
             </w:pPr>
-            <w:r/>
             <w:r>
               <w:rPr>
                 <w:rFonts w:ascii="Calibri" w:hAnsi="Calibri" w:eastAsia="宋体"/>
                 <w:b w:val="0"/>
                 <w:i w:val="0"/>
                 <w:color w:val="1A1A2E"/>
-                <w:sz w:val="19"/>
+                <w:sz w:val="18"/>
               </w:rPr>
               <w:t>2</w:t>
             </w:r>
@@ -1710,21 +1581,19 @@
         </w:tc>
         <w:tc>
           <w:tcPr>
-            <w:tcW w:type="dxa" w:w="3173"/>
-            <w:shd w:val="clear" w:color="auto" w:fill="F4F2FA"/>
+            <w:tcW w:type="dxa" w:w="2880"/>
           </w:tcPr>
           <w:p>
             <w:pPr>
-              <w:spacing w:after="40" w:before="40"/>
+              <w:spacing w:before="40" w:after="40"/>
             </w:pPr>
-            <w:r/>
             <w:r>
               <w:rPr>
                 <w:rFonts w:ascii="Calibri" w:hAnsi="Calibri" w:eastAsia="宋体"/>
                 <w:b w:val="0"/>
                 <w:i w:val="0"/>
                 <w:color w:val="1A1A2E"/>
-                <w:sz w:val="19"/>
+                <w:sz w:val="18"/>
               </w:rPr>
               <w:t>coordinator</w:t>
             </w:r>
@@ -1732,21 +1601,19 @@
         </w:tc>
         <w:tc>
           <w:tcPr>
-            <w:tcW w:type="dxa" w:w="3173"/>
-            <w:shd w:val="clear" w:color="auto" w:fill="F4F2FA"/>
+            <w:tcW w:type="dxa" w:w="2880"/>
           </w:tcPr>
           <w:p>
             <w:pPr>
-              <w:spacing w:after="40" w:before="40"/>
+              <w:spacing w:before="40" w:after="40"/>
             </w:pPr>
-            <w:r/>
             <w:r>
               <w:rPr>
                 <w:rFonts w:ascii="Calibri" w:hAnsi="Calibri" w:eastAsia="宋体"/>
                 <w:b w:val="0"/>
                 <w:i w:val="0"/>
                 <w:color w:val="1A1A2E"/>
-                <w:sz w:val="19"/>
+                <w:sz w:val="18"/>
               </w:rPr>
               <w:t>全局协调与意图识别</w:t>
             </w:r>
@@ -1756,20 +1623,19 @@
       <w:tr>
         <w:tc>
           <w:tcPr>
-            <w:tcW w:type="dxa" w:w="3173"/>
+            <w:tcW w:type="dxa" w:w="2880"/>
           </w:tcPr>
           <w:p>
             <w:pPr>
-              <w:spacing w:after="40" w:before="40"/>
+              <w:spacing w:before="40" w:after="40"/>
             </w:pPr>
-            <w:r/>
             <w:r>
               <w:rPr>
                 <w:rFonts w:ascii="Calibri" w:hAnsi="Calibri" w:eastAsia="宋体"/>
                 <w:b w:val="0"/>
                 <w:i w:val="0"/>
                 <w:color w:val="1A1A2E"/>
-                <w:sz w:val="19"/>
+                <w:sz w:val="18"/>
               </w:rPr>
               <w:t>3</w:t>
             </w:r>
@@ -1777,20 +1643,19 @@
         </w:tc>
         <w:tc>
           <w:tcPr>
-            <w:tcW w:type="dxa" w:w="3173"/>
+            <w:tcW w:type="dxa" w:w="2880"/>
           </w:tcPr>
           <w:p>
             <w:pPr>
-              <w:spacing w:after="40" w:before="40"/>
+              <w:spacing w:before="40" w:after="40"/>
             </w:pPr>
-            <w:r/>
             <w:r>
               <w:rPr>
                 <w:rFonts w:ascii="Calibri" w:hAnsi="Calibri" w:eastAsia="宋体"/>
                 <w:b w:val="0"/>
                 <w:i w:val="0"/>
                 <w:color w:val="1A1A2E"/>
-                <w:sz w:val="19"/>
+                <w:sz w:val="18"/>
               </w:rPr>
               <w:t>diagnostician</w:t>
             </w:r>
@@ -1798,20 +1663,19 @@
         </w:tc>
         <w:tc>
           <w:tcPr>
-            <w:tcW w:type="dxa" w:w="3173"/>
+            <w:tcW w:type="dxa" w:w="2880"/>
           </w:tcPr>
           <w:p>
             <w:pPr>
-              <w:spacing w:after="40" w:before="40"/>
+              <w:spacing w:before="40" w:after="40"/>
             </w:pPr>
-            <w:r/>
             <w:r>
               <w:rPr>
                 <w:rFonts w:ascii="Calibri" w:hAnsi="Calibri" w:eastAsia="宋体"/>
                 <w:b w:val="0"/>
                 <w:i w:val="0"/>
                 <w:color w:val="1A1A2E"/>
-                <w:sz w:val="19"/>
+                <w:sz w:val="18"/>
               </w:rPr>
               <w:t>学情诊断（基于画像与历史）</w:t>
             </w:r>
@@ -1821,21 +1685,19 @@
       <w:tr>
         <w:tc>
           <w:tcPr>
-            <w:tcW w:type="dxa" w:w="3173"/>
-            <w:shd w:val="clear" w:color="auto" w:fill="F4F2FA"/>
+            <w:tcW w:type="dxa" w:w="2880"/>
           </w:tcPr>
           <w:p>
             <w:pPr>
-              <w:spacing w:after="40" w:before="40"/>
+              <w:spacing w:before="40" w:after="40"/>
             </w:pPr>
-            <w:r/>
             <w:r>
               <w:rPr>
                 <w:rFonts w:ascii="Calibri" w:hAnsi="Calibri" w:eastAsia="宋体"/>
                 <w:b w:val="0"/>
                 <w:i w:val="0"/>
                 <w:color w:val="1A1A2E"/>
-                <w:sz w:val="19"/>
+                <w:sz w:val="18"/>
               </w:rPr>
               <w:t>4</w:t>
             </w:r>
@@ -1843,21 +1705,19 @@
         </w:tc>
         <w:tc>
           <w:tcPr>
-            <w:tcW w:type="dxa" w:w="3173"/>
-            <w:shd w:val="clear" w:color="auto" w:fill="F4F2FA"/>
+            <w:tcW w:type="dxa" w:w="2880"/>
           </w:tcPr>
           <w:p>
             <w:pPr>
-              <w:spacing w:after="40" w:before="40"/>
+              <w:spacing w:before="40" w:after="40"/>
             </w:pPr>
-            <w:r/>
             <w:r>
               <w:rPr>
                 <w:rFonts w:ascii="Calibri" w:hAnsi="Calibri" w:eastAsia="宋体"/>
                 <w:b w:val="0"/>
                 <w:i w:val="0"/>
                 <w:color w:val="1A1A2E"/>
-                <w:sz w:val="19"/>
+                <w:sz w:val="18"/>
               </w:rPr>
               <w:t>planner</w:t>
             </w:r>
@@ -1865,21 +1725,19 @@
         </w:tc>
         <w:tc>
           <w:tcPr>
-            <w:tcW w:type="dxa" w:w="3173"/>
-            <w:shd w:val="clear" w:color="auto" w:fill="F4F2FA"/>
+            <w:tcW w:type="dxa" w:w="2880"/>
           </w:tcPr>
           <w:p>
             <w:pPr>
-              <w:spacing w:after="40" w:before="40"/>
+              <w:spacing w:before="40" w:after="40"/>
             </w:pPr>
-            <w:r/>
             <w:r>
               <w:rPr>
                 <w:rFonts w:ascii="Calibri" w:hAnsi="Calibri" w:eastAsia="宋体"/>
                 <w:b w:val="0"/>
                 <w:i w:val="0"/>
                 <w:color w:val="1A1A2E"/>
-                <w:sz w:val="19"/>
+                <w:sz w:val="18"/>
               </w:rPr>
               <w:t>任务规划（拆解学习目标）</w:t>
             </w:r>
@@ -1889,20 +1747,19 @@
       <w:tr>
         <w:tc>
           <w:tcPr>
-            <w:tcW w:type="dxa" w:w="3173"/>
+            <w:tcW w:type="dxa" w:w="2880"/>
           </w:tcPr>
           <w:p>
             <w:pPr>
-              <w:spacing w:after="40" w:before="40"/>
+              <w:spacing w:before="40" w:after="40"/>
             </w:pPr>
-            <w:r/>
             <w:r>
               <w:rPr>
                 <w:rFonts w:ascii="Calibri" w:hAnsi="Calibri" w:eastAsia="宋体"/>
                 <w:b w:val="0"/>
                 <w:i w:val="0"/>
                 <w:color w:val="1A1A2E"/>
-                <w:sz w:val="19"/>
+                <w:sz w:val="18"/>
               </w:rPr>
               <w:t>5</w:t>
             </w:r>
@@ -1910,20 +1767,19 @@
         </w:tc>
         <w:tc>
           <w:tcPr>
-            <w:tcW w:type="dxa" w:w="3173"/>
+            <w:tcW w:type="dxa" w:w="2880"/>
           </w:tcPr>
           <w:p>
             <w:pPr>
-              <w:spacing w:after="40" w:before="40"/>
+              <w:spacing w:before="40" w:after="40"/>
             </w:pPr>
-            <w:r/>
             <w:r>
               <w:rPr>
                 <w:rFonts w:ascii="Calibri" w:hAnsi="Calibri" w:eastAsia="宋体"/>
                 <w:b w:val="0"/>
                 <w:i w:val="0"/>
                 <w:color w:val="1A1A2E"/>
-                <w:sz w:val="19"/>
+                <w:sz w:val="18"/>
               </w:rPr>
               <w:t>retriever</w:t>
             </w:r>
@@ -1931,20 +1787,19 @@
         </w:tc>
         <w:tc>
           <w:tcPr>
-            <w:tcW w:type="dxa" w:w="3173"/>
+            <w:tcW w:type="dxa" w:w="2880"/>
           </w:tcPr>
           <w:p>
             <w:pPr>
-              <w:spacing w:after="40" w:before="40"/>
+              <w:spacing w:before="40" w:after="40"/>
             </w:pPr>
-            <w:r/>
             <w:r>
               <w:rPr>
                 <w:rFonts w:ascii="Calibri" w:hAnsi="Calibri" w:eastAsia="宋体"/>
                 <w:b w:val="0"/>
                 <w:i w:val="0"/>
                 <w:color w:val="1A1A2E"/>
-                <w:sz w:val="19"/>
+                <w:sz w:val="18"/>
               </w:rPr>
               <w:t>检索优化（FrugalRAG 召回）</w:t>
             </w:r>
@@ -1954,21 +1809,19 @@
       <w:tr>
         <w:tc>
           <w:tcPr>
-            <w:tcW w:type="dxa" w:w="3173"/>
-            <w:shd w:val="clear" w:color="auto" w:fill="F4F2FA"/>
+            <w:tcW w:type="dxa" w:w="2880"/>
           </w:tcPr>
           <w:p>
             <w:pPr>
-              <w:spacing w:after="40" w:before="40"/>
+              <w:spacing w:before="40" w:after="40"/>
             </w:pPr>
-            <w:r/>
             <w:r>
               <w:rPr>
                 <w:rFonts w:ascii="Calibri" w:hAnsi="Calibri" w:eastAsia="宋体"/>
                 <w:b w:val="0"/>
                 <w:i w:val="0"/>
                 <w:color w:val="1A1A2E"/>
-                <w:sz w:val="19"/>
+                <w:sz w:val="18"/>
               </w:rPr>
               <w:t>6</w:t>
             </w:r>
@@ -1976,21 +1829,19 @@
         </w:tc>
         <w:tc>
           <w:tcPr>
-            <w:tcW w:type="dxa" w:w="3173"/>
-            <w:shd w:val="clear" w:color="auto" w:fill="F4F2FA"/>
+            <w:tcW w:type="dxa" w:w="2880"/>
           </w:tcPr>
           <w:p>
             <w:pPr>
-              <w:spacing w:after="40" w:before="40"/>
+              <w:spacing w:before="40" w:after="40"/>
             </w:pPr>
-            <w:r/>
             <w:r>
               <w:rPr>
                 <w:rFonts w:ascii="Calibri" w:hAnsi="Calibri" w:eastAsia="宋体"/>
                 <w:b w:val="0"/>
                 <w:i w:val="0"/>
                 <w:color w:val="1A1A2E"/>
-                <w:sz w:val="19"/>
+                <w:sz w:val="18"/>
               </w:rPr>
               <w:t>generator_cluster</w:t>
             </w:r>
@@ -1998,21 +1849,19 @@
         </w:tc>
         <w:tc>
           <w:tcPr>
-            <w:tcW w:type="dxa" w:w="3173"/>
-            <w:shd w:val="clear" w:color="auto" w:fill="F4F2FA"/>
+            <w:tcW w:type="dxa" w:w="2880"/>
           </w:tcPr>
           <w:p>
             <w:pPr>
-              <w:spacing w:after="40" w:before="40"/>
+              <w:spacing w:before="40" w:after="40"/>
             </w:pPr>
-            <w:r/>
             <w:r>
               <w:rPr>
                 <w:rFonts w:ascii="Calibri" w:hAnsi="Calibri" w:eastAsia="宋体"/>
                 <w:b w:val="0"/>
                 <w:i w:val="0"/>
                 <w:color w:val="1A1A2E"/>
-                <w:sz w:val="19"/>
+                <w:sz w:val="18"/>
               </w:rPr>
               <w:t>资源生成集群（7 并行子 Agent）</w:t>
             </w:r>
@@ -2022,20 +1871,19 @@
       <w:tr>
         <w:tc>
           <w:tcPr>
-            <w:tcW w:type="dxa" w:w="3173"/>
+            <w:tcW w:type="dxa" w:w="2880"/>
           </w:tcPr>
           <w:p>
             <w:pPr>
-              <w:spacing w:after="40" w:before="40"/>
+              <w:spacing w:before="40" w:after="40"/>
             </w:pPr>
-            <w:r/>
             <w:r>
               <w:rPr>
                 <w:rFonts w:ascii="Calibri" w:hAnsi="Calibri" w:eastAsia="宋体"/>
                 <w:b w:val="0"/>
                 <w:i w:val="0"/>
                 <w:color w:val="1A1A2E"/>
-                <w:sz w:val="19"/>
+                <w:sz w:val="18"/>
               </w:rPr>
               <w:t>7</w:t>
             </w:r>
@@ -2043,20 +1891,19 @@
         </w:tc>
         <w:tc>
           <w:tcPr>
-            <w:tcW w:type="dxa" w:w="3173"/>
+            <w:tcW w:type="dxa" w:w="2880"/>
           </w:tcPr>
           <w:p>
             <w:pPr>
-              <w:spacing w:after="40" w:before="40"/>
+              <w:spacing w:before="40" w:after="40"/>
             </w:pPr>
-            <w:r/>
             <w:r>
               <w:rPr>
                 <w:rFonts w:ascii="Calibri" w:hAnsi="Calibri" w:eastAsia="宋体"/>
                 <w:b w:val="0"/>
                 <w:i w:val="0"/>
                 <w:color w:val="1A1A2E"/>
-                <w:sz w:val="19"/>
+                <w:sz w:val="18"/>
               </w:rPr>
               <w:t>assessor</w:t>
             </w:r>
@@ -2064,20 +1911,19 @@
         </w:tc>
         <w:tc>
           <w:tcPr>
-            <w:tcW w:type="dxa" w:w="3173"/>
+            <w:tcW w:type="dxa" w:w="2880"/>
           </w:tcPr>
           <w:p>
             <w:pPr>
-              <w:spacing w:after="40" w:before="40"/>
+              <w:spacing w:before="40" w:after="40"/>
             </w:pPr>
-            <w:r/>
             <w:r>
               <w:rPr>
                 <w:rFonts w:ascii="Calibri" w:hAnsi="Calibri" w:eastAsia="宋体"/>
                 <w:b w:val="0"/>
                 <w:i w:val="0"/>
                 <w:color w:val="1A1A2E"/>
-                <w:sz w:val="19"/>
+                <w:sz w:val="18"/>
               </w:rPr>
               <w:t>评估反馈（作答测评）</w:t>
             </w:r>
@@ -2087,21 +1933,19 @@
       <w:tr>
         <w:tc>
           <w:tcPr>
-            <w:tcW w:type="dxa" w:w="3173"/>
-            <w:shd w:val="clear" w:color="auto" w:fill="F4F2FA"/>
+            <w:tcW w:type="dxa" w:w="2880"/>
           </w:tcPr>
           <w:p>
             <w:pPr>
-              <w:spacing w:after="40" w:before="40"/>
+              <w:spacing w:before="40" w:after="40"/>
             </w:pPr>
-            <w:r/>
             <w:r>
               <w:rPr>
                 <w:rFonts w:ascii="Calibri" w:hAnsi="Calibri" w:eastAsia="宋体"/>
                 <w:b w:val="0"/>
                 <w:i w:val="0"/>
                 <w:color w:val="1A1A2E"/>
-                <w:sz w:val="19"/>
+                <w:sz w:val="18"/>
               </w:rPr>
               <w:t>8</w:t>
             </w:r>
@@ -2109,21 +1953,19 @@
         </w:tc>
         <w:tc>
           <w:tcPr>
-            <w:tcW w:type="dxa" w:w="3173"/>
-            <w:shd w:val="clear" w:color="auto" w:fill="F4F2FA"/>
+            <w:tcW w:type="dxa" w:w="2880"/>
           </w:tcPr>
           <w:p>
             <w:pPr>
-              <w:spacing w:after="40" w:before="40"/>
+              <w:spacing w:before="40" w:after="40"/>
             </w:pPr>
-            <w:r/>
             <w:r>
               <w:rPr>
                 <w:rFonts w:ascii="Calibri" w:hAnsi="Calibri" w:eastAsia="宋体"/>
                 <w:b w:val="0"/>
                 <w:i w:val="0"/>
                 <w:color w:val="1A1A2E"/>
-                <w:sz w:val="19"/>
+                <w:sz w:val="18"/>
               </w:rPr>
               <w:t>critic</w:t>
             </w:r>
@@ -2131,21 +1973,19 @@
         </w:tc>
         <w:tc>
           <w:tcPr>
-            <w:tcW w:type="dxa" w:w="3173"/>
-            <w:shd w:val="clear" w:color="auto" w:fill="F4F2FA"/>
+            <w:tcW w:type="dxa" w:w="2880"/>
           </w:tcPr>
           <w:p>
             <w:pPr>
-              <w:spacing w:after="40" w:before="40"/>
+              <w:spacing w:before="40" w:after="40"/>
             </w:pPr>
-            <w:r/>
             <w:r>
               <w:rPr>
                 <w:rFonts w:ascii="Calibri" w:hAnsi="Calibri" w:eastAsia="宋体"/>
                 <w:b w:val="0"/>
                 <w:i w:val="0"/>
                 <w:color w:val="1A1A2E"/>
-                <w:sz w:val="19"/>
+                <w:sz w:val="18"/>
               </w:rPr>
               <w:t>质量校验</w:t>
             </w:r>
@@ -2155,20 +1995,19 @@
       <w:tr>
         <w:tc>
           <w:tcPr>
-            <w:tcW w:type="dxa" w:w="3173"/>
+            <w:tcW w:type="dxa" w:w="2880"/>
           </w:tcPr>
           <w:p>
             <w:pPr>
-              <w:spacing w:after="40" w:before="40"/>
+              <w:spacing w:before="40" w:after="40"/>
             </w:pPr>
-            <w:r/>
             <w:r>
               <w:rPr>
                 <w:rFonts w:ascii="Calibri" w:hAnsi="Calibri" w:eastAsia="宋体"/>
                 <w:b w:val="0"/>
                 <w:i w:val="0"/>
                 <w:color w:val="1A1A2E"/>
-                <w:sz w:val="19"/>
+                <w:sz w:val="18"/>
               </w:rPr>
               <w:t>9</w:t>
             </w:r>
@@ -2176,20 +2015,19 @@
         </w:tc>
         <w:tc>
           <w:tcPr>
-            <w:tcW w:type="dxa" w:w="3173"/>
+            <w:tcW w:type="dxa" w:w="2880"/>
           </w:tcPr>
           <w:p>
             <w:pPr>
-              <w:spacing w:after="40" w:before="40"/>
+              <w:spacing w:before="40" w:after="40"/>
             </w:pPr>
-            <w:r/>
             <w:r>
               <w:rPr>
                 <w:rFonts w:ascii="Calibri" w:hAnsi="Calibri" w:eastAsia="宋体"/>
                 <w:b w:val="0"/>
                 <w:i w:val="0"/>
                 <w:color w:val="1A1A2E"/>
-                <w:sz w:val="19"/>
+                <w:sz w:val="18"/>
               </w:rPr>
               <w:t>evidence_check</w:t>
             </w:r>
@@ -2197,20 +2035,19 @@
         </w:tc>
         <w:tc>
           <w:tcPr>
-            <w:tcW w:type="dxa" w:w="3173"/>
+            <w:tcW w:type="dxa" w:w="2880"/>
           </w:tcPr>
           <w:p>
             <w:pPr>
-              <w:spacing w:after="40" w:before="40"/>
+              <w:spacing w:before="40" w:after="40"/>
             </w:pPr>
-            <w:r/>
             <w:r>
               <w:rPr>
                 <w:rFonts w:ascii="Calibri" w:hAnsi="Calibri" w:eastAsia="宋体"/>
                 <w:b w:val="0"/>
                 <w:i w:val="0"/>
                 <w:color w:val="1A1A2E"/>
-                <w:sz w:val="19"/>
+                <w:sz w:val="18"/>
               </w:rPr>
               <w:t>证据校验（一致性 + 知识支撑度）</w:t>
             </w:r>
@@ -2220,21 +2057,19 @@
       <w:tr>
         <w:tc>
           <w:tcPr>
-            <w:tcW w:type="dxa" w:w="3173"/>
-            <w:shd w:val="clear" w:color="auto" w:fill="F4F2FA"/>
+            <w:tcW w:type="dxa" w:w="2880"/>
           </w:tcPr>
           <w:p>
             <w:pPr>
-              <w:spacing w:after="40" w:before="40"/>
+              <w:spacing w:before="40" w:after="40"/>
             </w:pPr>
-            <w:r/>
             <w:r>
               <w:rPr>
                 <w:rFonts w:ascii="Calibri" w:hAnsi="Calibri" w:eastAsia="宋体"/>
                 <w:b w:val="0"/>
                 <w:i w:val="0"/>
                 <w:color w:val="1A1A2E"/>
-                <w:sz w:val="19"/>
+                <w:sz w:val="18"/>
               </w:rPr>
               <w:t>10</w:t>
             </w:r>
@@ -2242,21 +2077,19 @@
         </w:tc>
         <w:tc>
           <w:tcPr>
-            <w:tcW w:type="dxa" w:w="3173"/>
-            <w:shd w:val="clear" w:color="auto" w:fill="F4F2FA"/>
+            <w:tcW w:type="dxa" w:w="2880"/>
           </w:tcPr>
           <w:p>
             <w:pPr>
-              <w:spacing w:after="40" w:before="40"/>
+              <w:spacing w:before="40" w:after="40"/>
             </w:pPr>
-            <w:r/>
             <w:r>
               <w:rPr>
                 <w:rFonts w:ascii="Calibri" w:hAnsi="Calibri" w:eastAsia="宋体"/>
                 <w:b w:val="0"/>
                 <w:i w:val="0"/>
                 <w:color w:val="1A1A2E"/>
-                <w:sz w:val="19"/>
+                <w:sz w:val="18"/>
               </w:rPr>
               <w:t>quality_gate</w:t>
             </w:r>
@@ -2264,21 +2097,19 @@
         </w:tc>
         <w:tc>
           <w:tcPr>
-            <w:tcW w:type="dxa" w:w="3173"/>
-            <w:shd w:val="clear" w:color="auto" w:fill="F4F2FA"/>
+            <w:tcW w:type="dxa" w:w="2880"/>
           </w:tcPr>
           <w:p>
             <w:pPr>
-              <w:spacing w:after="40" w:before="40"/>
+              <w:spacing w:before="40" w:after="40"/>
             </w:pPr>
-            <w:r/>
             <w:r>
               <w:rPr>
                 <w:rFonts w:ascii="Calibri" w:hAnsi="Calibri" w:eastAsia="宋体"/>
                 <w:b w:val="0"/>
                 <w:i w:val="0"/>
                 <w:color w:val="1A1A2E"/>
-                <w:sz w:val="19"/>
+                <w:sz w:val="18"/>
               </w:rPr>
               <w:t>产物验收闸门（硬性阻断不合格产物）</w:t>
             </w:r>
@@ -2288,20 +2119,19 @@
       <w:tr>
         <w:tc>
           <w:tcPr>
-            <w:tcW w:type="dxa" w:w="3173"/>
+            <w:tcW w:type="dxa" w:w="2880"/>
           </w:tcPr>
           <w:p>
             <w:pPr>
-              <w:spacing w:after="40" w:before="40"/>
+              <w:spacing w:before="40" w:after="40"/>
             </w:pPr>
-            <w:r/>
             <w:r>
               <w:rPr>
                 <w:rFonts w:ascii="Calibri" w:hAnsi="Calibri" w:eastAsia="宋体"/>
                 <w:b w:val="0"/>
                 <w:i w:val="0"/>
                 <w:color w:val="1A1A2E"/>
-                <w:sz w:val="19"/>
+                <w:sz w:val="18"/>
               </w:rPr>
               <w:t>11</w:t>
             </w:r>
@@ -2309,20 +2139,19 @@
         </w:tc>
         <w:tc>
           <w:tcPr>
-            <w:tcW w:type="dxa" w:w="3173"/>
+            <w:tcW w:type="dxa" w:w="2880"/>
           </w:tcPr>
           <w:p>
             <w:pPr>
-              <w:spacing w:after="40" w:before="40"/>
+              <w:spacing w:before="40" w:after="40"/>
             </w:pPr>
-            <w:r/>
             <w:r>
               <w:rPr>
                 <w:rFonts w:ascii="Calibri" w:hAnsi="Calibri" w:eastAsia="宋体"/>
                 <w:b w:val="0"/>
                 <w:i w:val="0"/>
                 <w:color w:val="1A1A2E"/>
-                <w:sz w:val="19"/>
+                <w:sz w:val="18"/>
               </w:rPr>
               <w:t>path_planner</w:t>
             </w:r>
@@ -2330,20 +2159,19 @@
         </w:tc>
         <w:tc>
           <w:tcPr>
-            <w:tcW w:type="dxa" w:w="3173"/>
+            <w:tcW w:type="dxa" w:w="2880"/>
           </w:tcPr>
           <w:p>
             <w:pPr>
-              <w:spacing w:after="40" w:before="40"/>
+              <w:spacing w:before="40" w:after="40"/>
             </w:pPr>
-            <w:r/>
             <w:r>
               <w:rPr>
                 <w:rFonts w:ascii="Calibri" w:hAnsi="Calibri" w:eastAsia="宋体"/>
                 <w:b w:val="0"/>
                 <w:i w:val="0"/>
                 <w:color w:val="1A1A2E"/>
-                <w:sz w:val="19"/>
+                <w:sz w:val="18"/>
               </w:rPr>
               <w:t>学习路径规划</w:t>
             </w:r>
@@ -2351,14 +2179,10 @@
         </w:tc>
       </w:tr>
     </w:tbl>
+    <w:p/>
     <w:p>
       <w:pPr>
-        <w:spacing w:after="40"/>
-      </w:pPr>
-    </w:p>
-    <w:p>
-      <w:pPr>
-        <w:spacing w:after="100" w:line="336" w:lineRule="auto"/>
+        <w:spacing w:before="80" w:after="80" w:line="276" w:lineRule="auto"/>
       </w:pPr>
       <w:r>
         <w:rPr>
@@ -2383,15 +2207,21 @@
     </w:p>
     <w:p>
       <w:pPr>
-        <w:pStyle w:val="Heading4"/>
+        <w:pStyle w:val="Heading3"/>
       </w:pPr>
       <w:r>
+        <w:rPr>
+          <w:rFonts w:ascii="Calibri" w:hAnsi="Calibri" w:eastAsia="宋体"/>
+          <w:b/>
+          <w:color w:val="1A1A2E"/>
+          <w:sz w:val="20"/>
+        </w:rPr>
         <w:t>3.1.2 个性化资源生成（7 类资源）</w:t>
       </w:r>
     </w:p>
     <w:p>
       <w:pPr>
-        <w:spacing w:after="100" w:line="336" w:lineRule="auto"/>
+        <w:spacing w:before="80" w:after="80" w:line="276" w:lineRule="auto"/>
       </w:pPr>
       <w:r>
         <w:rPr>
@@ -2406,19 +2236,9 @@
     </w:p>
     <w:p>
       <w:pPr>
-        <w:spacing w:after="40" w:line="312" w:lineRule="auto"/>
+        <w:spacing w:before="40" w:after="40" w:line="276" w:lineRule="auto"/>
         <w:ind w:left="454"/>
       </w:pPr>
-      <w:r>
-        <w:rPr>
-          <w:rFonts w:ascii="Calibri" w:hAnsi="Calibri" w:eastAsia="宋体"/>
-          <w:b/>
-          <w:i w:val="0"/>
-          <w:color w:val="6C2BD9"/>
-          <w:sz w:val="21"/>
-        </w:rPr>
-        <w:t xml:space="preserve">1. </w:t>
-      </w:r>
       <w:r>
         <w:rPr>
           <w:rFonts w:ascii="Calibri" w:hAnsi="Calibri" w:eastAsia="宋体"/>
@@ -2427,28 +2247,34 @@
           <w:color w:val="1A1A2E"/>
           <w:sz w:val="21"/>
         </w:rPr>
-        <w:t>讲解文档　2. 练习题库　3. 思维导图　4. 拓展阅读　5. PPT 大纲　6. 代码实操案例　7. 审核报告。</w:t>
+        <w:t>1. 讲解文档　2. 练习题库　3. 思维导图　4. 拓展阅读　5. PPT 大纲　6. 代码实操案例　7. 审核报告。</w:t>
       </w:r>
     </w:p>
     <w:p>
       <w:pPr>
-        <w:pStyle w:val="Heading4"/>
+        <w:pStyle w:val="Heading3"/>
       </w:pPr>
       <w:r>
+        <w:rPr>
+          <w:rFonts w:ascii="Calibri" w:hAnsi="Calibri" w:eastAsia="宋体"/>
+          <w:b/>
+          <w:color w:val="1A1A2E"/>
+          <w:sz w:val="20"/>
+        </w:rPr>
         <w:t>3.1.3 可信与防幻觉</w:t>
       </w:r>
     </w:p>
     <w:p>
       <w:pPr>
-        <w:spacing w:after="40" w:line="312" w:lineRule="auto"/>
+        <w:spacing w:before="40" w:after="40" w:line="276" w:lineRule="auto"/>
         <w:ind w:left="454"/>
       </w:pPr>
       <w:r>
         <w:rPr>
           <w:rFonts w:ascii="Calibri" w:hAnsi="Calibri" w:eastAsia="宋体"/>
-          <w:b/>
+          <w:b w:val="0"/>
           <w:i w:val="0"/>
-          <w:color w:val="6C2BD9"/>
+          <w:color w:val="1A1A2E"/>
           <w:sz w:val="21"/>
         </w:rPr>
         <w:t xml:space="preserve">• </w:t>
@@ -2478,7 +2304,7 @@
           <w:rFonts w:ascii="Consolas" w:hAnsi="Consolas" w:eastAsia="Consolas"/>
           <w:b w:val="0"/>
           <w:i w:val="0"/>
-          <w:color w:val="C53AE8"/>
+          <w:color w:val="1A1A2E"/>
           <w:sz w:val="20"/>
         </w:rPr>
         <w:t>evidence_check</w:t>
@@ -2498,7 +2324,7 @@
           <w:rFonts w:ascii="Consolas" w:hAnsi="Consolas" w:eastAsia="Consolas"/>
           <w:b w:val="0"/>
           <w:i w:val="0"/>
-          <w:color w:val="C53AE8"/>
+          <w:color w:val="1A1A2E"/>
           <w:sz w:val="20"/>
         </w:rPr>
         <w:t>EvidenceReport</w:t>
@@ -2516,15 +2342,15 @@
     </w:p>
     <w:p>
       <w:pPr>
-        <w:spacing w:after="40" w:line="312" w:lineRule="auto"/>
+        <w:spacing w:before="40" w:after="40" w:line="276" w:lineRule="auto"/>
         <w:ind w:left="454"/>
       </w:pPr>
       <w:r>
         <w:rPr>
           <w:rFonts w:ascii="Calibri" w:hAnsi="Calibri" w:eastAsia="宋体"/>
-          <w:b/>
+          <w:b w:val="0"/>
           <w:i w:val="0"/>
-          <w:color w:val="6C2BD9"/>
+          <w:color w:val="1A1A2E"/>
           <w:sz w:val="21"/>
         </w:rPr>
         <w:t xml:space="preserve">• </w:t>
@@ -2554,7 +2380,7 @@
           <w:rFonts w:ascii="Consolas" w:hAnsi="Consolas" w:eastAsia="Consolas"/>
           <w:b w:val="0"/>
           <w:i w:val="0"/>
-          <w:color w:val="C53AE8"/>
+          <w:color w:val="1A1A2E"/>
           <w:sz w:val="20"/>
         </w:rPr>
         <w:t>score &lt; 0.30</w:t>
@@ -2574,7 +2400,7 @@
           <w:rFonts w:ascii="Consolas" w:hAnsi="Consolas" w:eastAsia="Consolas"/>
           <w:b w:val="0"/>
           <w:i w:val="0"/>
-          <w:color w:val="C53AE8"/>
+          <w:color w:val="1A1A2E"/>
           <w:sz w:val="20"/>
         </w:rPr>
         <w:t>&lt; 0.50</w:t>
@@ -2594,7 +2420,7 @@
           <w:rFonts w:ascii="Consolas" w:hAnsi="Consolas" w:eastAsia="Consolas"/>
           <w:b w:val="0"/>
           <w:i w:val="0"/>
-          <w:color w:val="C53AE8"/>
+          <w:color w:val="1A1A2E"/>
           <w:sz w:val="20"/>
         </w:rPr>
         <w:t>potential_hallucination</w:t>
@@ -2614,7 +2440,7 @@
           <w:rFonts w:ascii="Consolas" w:hAnsi="Consolas" w:eastAsia="Consolas"/>
           <w:b w:val="0"/>
           <w:i w:val="0"/>
-          <w:color w:val="C53AE8"/>
+          <w:color w:val="1A1A2E"/>
           <w:sz w:val="20"/>
         </w:rPr>
         <w:t>grounding_score</w:t>
@@ -2634,7 +2460,7 @@
           <w:rFonts w:ascii="Consolas" w:hAnsi="Consolas" w:eastAsia="Consolas"/>
           <w:b w:val="0"/>
           <w:i w:val="0"/>
-          <w:color w:val="C53AE8"/>
+          <w:color w:val="1A1A2E"/>
           <w:sz w:val="20"/>
         </w:rPr>
         <w:t>grounding_flagged</w:t>
@@ -2652,19 +2478,9 @@
     </w:p>
     <w:p>
       <w:pPr>
-        <w:spacing w:after="40" w:line="312" w:lineRule="auto"/>
+        <w:spacing w:before="40" w:after="40" w:line="276" w:lineRule="auto"/>
         <w:ind w:left="454"/>
       </w:pPr>
-      <w:r>
-        <w:rPr>
-          <w:rFonts w:ascii="Calibri" w:hAnsi="Calibri" w:eastAsia="宋体"/>
-          <w:b/>
-          <w:i w:val="0"/>
-          <w:color w:val="6C2BD9"/>
-          <w:sz w:val="21"/>
-        </w:rPr>
-        <w:t xml:space="preserve">• </w:t>
-      </w:r>
       <w:r>
         <w:rPr>
           <w:rFonts w:ascii="Calibri" w:hAnsi="Calibri" w:eastAsia="宋体"/>
@@ -2673,14 +2489,14 @@
           <w:color w:val="1A1A2E"/>
           <w:sz w:val="21"/>
         </w:rPr>
-        <w:t>无 E5 环境时自动降级（</w:t>
+        <w:t>• 无 E5 环境时自动降级（</w:t>
       </w:r>
       <w:r>
         <w:rPr>
           <w:rFonts w:ascii="Consolas" w:hAnsi="Consolas" w:eastAsia="Consolas"/>
           <w:b w:val="0"/>
           <w:i w:val="0"/>
-          <w:color w:val="C53AE8"/>
+          <w:color w:val="1A1A2E"/>
           <w:sz w:val="20"/>
         </w:rPr>
         <w:t>grounding=None</w:t>
@@ -2698,15 +2514,21 @@
     </w:p>
     <w:p>
       <w:pPr>
-        <w:pStyle w:val="Heading4"/>
+        <w:pStyle w:val="Heading3"/>
       </w:pPr>
       <w:r>
+        <w:rPr>
+          <w:rFonts w:ascii="Calibri" w:hAnsi="Calibri" w:eastAsia="宋体"/>
+          <w:b/>
+          <w:color w:val="1A1A2E"/>
+          <w:sz w:val="20"/>
+        </w:rPr>
         <w:t>3.1.4 多模态与讯飞能力融合</w:t>
       </w:r>
     </w:p>
     <w:p>
       <w:pPr>
-        <w:spacing w:after="100" w:line="336" w:lineRule="auto"/>
+        <w:spacing w:before="80" w:after="80" w:line="276" w:lineRule="auto"/>
       </w:pPr>
       <w:r>
         <w:rPr>
@@ -2743,7 +2565,7 @@
           <w:rFonts w:ascii="Consolas" w:hAnsi="Consolas" w:eastAsia="Consolas"/>
           <w:b w:val="0"/>
           <w:i w:val="0"/>
-          <w:color w:val="C53AE8"/>
+          <w:color w:val="1A1A2E"/>
           <w:sz w:val="20"/>
         </w:rPr>
         <w:t>generator_cluster</w:t>
@@ -2763,7 +2585,7 @@
           <w:rFonts w:ascii="Consolas" w:hAnsi="Consolas" w:eastAsia="Consolas"/>
           <w:b w:val="0"/>
           <w:i w:val="0"/>
-          <w:color w:val="C53AE8"/>
+          <w:color w:val="1A1A2E"/>
           <w:sz w:val="20"/>
         </w:rPr>
         <w:t>generate_real_video</w:t>
@@ -2783,7 +2605,7 @@
           <w:rFonts w:ascii="Consolas" w:hAnsi="Consolas" w:eastAsia="Consolas"/>
           <w:b w:val="0"/>
           <w:i w:val="0"/>
-          <w:color w:val="C53AE8"/>
+          <w:color w:val="1A1A2E"/>
           <w:sz w:val="20"/>
         </w:rPr>
         <w:t>state["video_file"]</w:t>
@@ -2803,7 +2625,7 @@
           <w:rFonts w:ascii="Consolas" w:hAnsi="Consolas" w:eastAsia="Consolas"/>
           <w:b w:val="0"/>
           <w:i w:val="0"/>
-          <w:color w:val="C53AE8"/>
+          <w:color w:val="1A1A2E"/>
           <w:sz w:val="20"/>
         </w:rPr>
         <w:t>asyncio.wait_for(timeout=20)</w:t>
@@ -2821,27 +2643,23 @@
     </w:p>
     <w:p>
       <w:pPr>
-        <w:pStyle w:val="Heading4"/>
+        <w:pStyle w:val="Heading3"/>
       </w:pPr>
       <w:r>
+        <w:rPr>
+          <w:rFonts w:ascii="Calibri" w:hAnsi="Calibri" w:eastAsia="宋体"/>
+          <w:b/>
+          <w:color w:val="1A1A2E"/>
+          <w:sz w:val="20"/>
+        </w:rPr>
         <w:t>3.1.5 知识图谱与学情画像</w:t>
       </w:r>
     </w:p>
     <w:p>
       <w:pPr>
-        <w:spacing w:after="40" w:line="312" w:lineRule="auto"/>
+        <w:spacing w:before="40" w:after="40" w:line="276" w:lineRule="auto"/>
         <w:ind w:left="454"/>
       </w:pPr>
-      <w:r>
-        <w:rPr>
-          <w:rFonts w:ascii="Calibri" w:hAnsi="Calibri" w:eastAsia="宋体"/>
-          <w:b/>
-          <w:i w:val="0"/>
-          <w:color w:val="6C2BD9"/>
-          <w:sz w:val="21"/>
-        </w:rPr>
-        <w:t xml:space="preserve">• </w:t>
-      </w:r>
       <w:r>
         <w:rPr>
           <w:rFonts w:ascii="Calibri" w:hAnsi="Calibri" w:eastAsia="宋体"/>
@@ -2850,24 +2668,14 @@
           <w:color w:val="1A1A2E"/>
           <w:sz w:val="21"/>
         </w:rPr>
-        <w:t>408 知识图谱按 group 编号分区：计网 1-7 / 数据结构 8-14 / 计组 15-21 / 操作系统 22-26（共 26 组，前后端编号一致）。</w:t>
+        <w:t>• 408 知识图谱按 group 编号分区：计网 1-7 / 数据结构 8-14 / 计组 15-21 / 操作系统 22-26（共 26 组，前后端编号一致）。</w:t>
       </w:r>
     </w:p>
     <w:p>
       <w:pPr>
-        <w:spacing w:after="40" w:line="312" w:lineRule="auto"/>
+        <w:spacing w:before="40" w:after="40" w:line="276" w:lineRule="auto"/>
         <w:ind w:left="454"/>
       </w:pPr>
-      <w:r>
-        <w:rPr>
-          <w:rFonts w:ascii="Calibri" w:hAnsi="Calibri" w:eastAsia="宋体"/>
-          <w:b/>
-          <w:i w:val="0"/>
-          <w:color w:val="6C2BD9"/>
-          <w:sz w:val="21"/>
-        </w:rPr>
-        <w:t xml:space="preserve">• </w:t>
-      </w:r>
       <w:r>
         <w:rPr>
           <w:rFonts w:ascii="Calibri" w:hAnsi="Calibri" w:eastAsia="宋体"/>
@@ -2876,32 +2684,28 @@
           <w:color w:val="1A1A2E"/>
           <w:sz w:val="21"/>
         </w:rPr>
-        <w:t>支持 8 维度学情画像与个性化路径推荐。</w:t>
+        <w:t>• 支持 8 维度学情画像与个性化路径推荐。</w:t>
       </w:r>
     </w:p>
     <w:p>
       <w:pPr>
-        <w:pStyle w:val="Heading4"/>
+        <w:pStyle w:val="Heading3"/>
       </w:pPr>
       <w:r>
+        <w:rPr>
+          <w:rFonts w:ascii="Calibri" w:hAnsi="Calibri" w:eastAsia="宋体"/>
+          <w:b/>
+          <w:color w:val="1A1A2E"/>
+          <w:sz w:val="20"/>
+        </w:rPr>
         <w:t>3.1.6 用户与权限</w:t>
       </w:r>
     </w:p>
     <w:p>
       <w:pPr>
-        <w:spacing w:after="40" w:line="312" w:lineRule="auto"/>
+        <w:spacing w:before="40" w:after="40" w:line="276" w:lineRule="auto"/>
         <w:ind w:left="454"/>
       </w:pPr>
-      <w:r>
-        <w:rPr>
-          <w:rFonts w:ascii="Calibri" w:hAnsi="Calibri" w:eastAsia="宋体"/>
-          <w:b/>
-          <w:i w:val="0"/>
-          <w:color w:val="6C2BD9"/>
-          <w:sz w:val="21"/>
-        </w:rPr>
-        <w:t xml:space="preserve">• </w:t>
-      </w:r>
       <w:r>
         <w:rPr>
           <w:rFonts w:ascii="Calibri" w:hAnsi="Calibri" w:eastAsia="宋体"/>
@@ -2910,24 +2714,14 @@
           <w:color w:val="1A1A2E"/>
           <w:sz w:val="21"/>
         </w:rPr>
-        <w:t>支持普通用户与教师(teacher)角色；教师可管理知识库与审核资源。</w:t>
+        <w:t>• 支持普通用户与教师(teacher)角色；教师可管理知识库与审核资源。</w:t>
       </w:r>
     </w:p>
     <w:p>
       <w:pPr>
-        <w:spacing w:after="40" w:line="312" w:lineRule="auto"/>
+        <w:spacing w:before="40" w:after="40" w:line="276" w:lineRule="auto"/>
         <w:ind w:left="454"/>
       </w:pPr>
-      <w:r>
-        <w:rPr>
-          <w:rFonts w:ascii="Calibri" w:hAnsi="Calibri" w:eastAsia="宋体"/>
-          <w:b/>
-          <w:i w:val="0"/>
-          <w:color w:val="6C2BD9"/>
-          <w:sz w:val="21"/>
-        </w:rPr>
-        <w:t xml:space="preserve">• </w:t>
-      </w:r>
       <w:r>
         <w:rPr>
           <w:rFonts w:ascii="Calibri" w:hAnsi="Calibri" w:eastAsia="宋体"/>
@@ -2936,14 +2730,14 @@
           <w:color w:val="1A1A2E"/>
           <w:sz w:val="21"/>
         </w:rPr>
-        <w:t xml:space="preserve">LLM 调用按用户配额限流；会话按 </w:t>
+        <w:t xml:space="preserve">• LLM 调用按用户配额限流；会话按 </w:t>
       </w:r>
       <w:r>
         <w:rPr>
           <w:rFonts w:ascii="Consolas" w:hAnsi="Consolas" w:eastAsia="Consolas"/>
           <w:b w:val="0"/>
           <w:i w:val="0"/>
-          <w:color w:val="C53AE8"/>
+          <w:color w:val="1A1A2E"/>
           <w:sz w:val="20"/>
         </w:rPr>
         <w:t>user_id</w:t>
@@ -2961,27 +2755,23 @@
     </w:p>
     <w:p>
       <w:pPr>
-        <w:pStyle w:val="Heading3"/>
+        <w:pStyle w:val="Heading2"/>
       </w:pPr>
       <w:r>
+        <w:rPr>
+          <w:rFonts w:ascii="Calibri" w:hAnsi="Calibri" w:eastAsia="宋体"/>
+          <w:b/>
+          <w:color w:val="6C2BD9"/>
+          <w:sz w:val="24"/>
+        </w:rPr>
         <w:t>3.2 性能需求</w:t>
       </w:r>
     </w:p>
     <w:p>
       <w:pPr>
-        <w:spacing w:after="40" w:line="312" w:lineRule="auto"/>
+        <w:spacing w:before="40" w:after="40" w:line="276" w:lineRule="auto"/>
         <w:ind w:left="454"/>
       </w:pPr>
-      <w:r>
-        <w:rPr>
-          <w:rFonts w:ascii="Calibri" w:hAnsi="Calibri" w:eastAsia="宋体"/>
-          <w:b/>
-          <w:i w:val="0"/>
-          <w:color w:val="6C2BD9"/>
-          <w:sz w:val="21"/>
-        </w:rPr>
-        <w:t xml:space="preserve">• </w:t>
-      </w:r>
       <w:r>
         <w:rPr>
           <w:rFonts w:ascii="Calibri" w:hAnsi="Calibri" w:eastAsia="宋体"/>
@@ -2990,14 +2780,14 @@
           <w:color w:val="1A1A2E"/>
           <w:sz w:val="21"/>
         </w:rPr>
-        <w:t xml:space="preserve">后端服务监听 </w:t>
+        <w:t xml:space="preserve">• 后端服务监听 </w:t>
       </w:r>
       <w:r>
         <w:rPr>
           <w:rFonts w:ascii="Consolas" w:hAnsi="Consolas" w:eastAsia="Consolas"/>
           <w:b w:val="0"/>
           <w:i w:val="0"/>
-          <w:color w:val="C53AE8"/>
+          <w:color w:val="1A1A2E"/>
           <w:sz w:val="20"/>
         </w:rPr>
         <w:t>127.0.0.1:8002</w:t>
@@ -3017,7 +2807,7 @@
           <w:rFonts w:ascii="Consolas" w:hAnsi="Consolas" w:eastAsia="Consolas"/>
           <w:b w:val="0"/>
           <w:i w:val="0"/>
-          <w:color w:val="C53AE8"/>
+          <w:color w:val="1A1A2E"/>
           <w:sz w:val="20"/>
         </w:rPr>
         <w:t>5173</w:t>
@@ -3035,19 +2825,9 @@
     </w:p>
     <w:p>
       <w:pPr>
-        <w:spacing w:after="40" w:line="312" w:lineRule="auto"/>
+        <w:spacing w:before="40" w:after="40" w:line="276" w:lineRule="auto"/>
         <w:ind w:left="454"/>
       </w:pPr>
-      <w:r>
-        <w:rPr>
-          <w:rFonts w:ascii="Calibri" w:hAnsi="Calibri" w:eastAsia="宋体"/>
-          <w:b/>
-          <w:i w:val="0"/>
-          <w:color w:val="6C2BD9"/>
-          <w:sz w:val="21"/>
-        </w:rPr>
-        <w:t xml:space="preserve">• </w:t>
-      </w:r>
       <w:r>
         <w:rPr>
           <w:rFonts w:ascii="Calibri" w:hAnsi="Calibri" w:eastAsia="宋体"/>
@@ -3056,14 +2836,14 @@
           <w:color w:val="1A1A2E"/>
           <w:sz w:val="21"/>
         </w:rPr>
-        <w:t xml:space="preserve">后端冷启动约 30s（加载向量库 + E5 嵌入），需以 </w:t>
+        <w:t xml:space="preserve">• 后端冷启动约 30s（加载向量库 + E5 嵌入），需以 </w:t>
       </w:r>
       <w:r>
         <w:rPr>
           <w:rFonts w:ascii="Consolas" w:hAnsi="Consolas" w:eastAsia="Consolas"/>
           <w:b w:val="0"/>
           <w:i w:val="0"/>
-          <w:color w:val="C53AE8"/>
+          <w:color w:val="1A1A2E"/>
           <w:sz w:val="20"/>
         </w:rPr>
         <w:t>curl -m 30</w:t>
@@ -3081,19 +2861,9 @@
     </w:p>
     <w:p>
       <w:pPr>
-        <w:spacing w:after="40" w:line="312" w:lineRule="auto"/>
+        <w:spacing w:before="40" w:after="40" w:line="276" w:lineRule="auto"/>
         <w:ind w:left="454"/>
       </w:pPr>
-      <w:r>
-        <w:rPr>
-          <w:rFonts w:ascii="Calibri" w:hAnsi="Calibri" w:eastAsia="宋体"/>
-          <w:b/>
-          <w:i w:val="0"/>
-          <w:color w:val="6C2BD9"/>
-          <w:sz w:val="21"/>
-        </w:rPr>
-        <w:t xml:space="preserve">• </w:t>
-      </w:r>
       <w:r>
         <w:rPr>
           <w:rFonts w:ascii="Calibri" w:hAnsi="Calibri" w:eastAsia="宋体"/>
@@ -3102,24 +2872,14 @@
           <w:color w:val="1A1A2E"/>
           <w:sz w:val="21"/>
         </w:rPr>
-        <w:t>流式响应须呈现打字光标与渐显动效；单资源生成主流程对数字人视频外部轮询最长等待 20s。</w:t>
+        <w:t>• 流式响应须呈现打字光标与渐显动效；单资源生成主流程对数字人视频外部轮询最长等待 20s。</w:t>
       </w:r>
     </w:p>
     <w:p>
       <w:pPr>
-        <w:spacing w:after="40" w:line="312" w:lineRule="auto"/>
+        <w:spacing w:before="40" w:after="40" w:line="276" w:lineRule="auto"/>
         <w:ind w:left="454"/>
       </w:pPr>
-      <w:r>
-        <w:rPr>
-          <w:rFonts w:ascii="Calibri" w:hAnsi="Calibri" w:eastAsia="宋体"/>
-          <w:b/>
-          <w:i w:val="0"/>
-          <w:color w:val="6C2BD9"/>
-          <w:sz w:val="21"/>
-        </w:rPr>
-        <w:t xml:space="preserve">• </w:t>
-      </w:r>
       <w:r>
         <w:rPr>
           <w:rFonts w:ascii="Calibri" w:hAnsi="Calibri" w:eastAsia="宋体"/>
@@ -3128,28 +2888,34 @@
           <w:color w:val="1A1A2E"/>
           <w:sz w:val="21"/>
         </w:rPr>
-        <w:t>向量检索在本地内存库下对 2000+ 条知识分块亚秒级返回。</w:t>
+        <w:t>• 向量检索在本地内存库下对 2000+ 条知识分块亚秒级返回。</w:t>
       </w:r>
     </w:p>
     <w:p>
       <w:pPr>
-        <w:pStyle w:val="Heading3"/>
+        <w:pStyle w:val="Heading2"/>
       </w:pPr>
       <w:r>
+        <w:rPr>
+          <w:rFonts w:ascii="Calibri" w:hAnsi="Calibri" w:eastAsia="宋体"/>
+          <w:b/>
+          <w:color w:val="6C2BD9"/>
+          <w:sz w:val="24"/>
+        </w:rPr>
         <w:t>3.3 输入 / 输出</w:t>
       </w:r>
     </w:p>
     <w:p>
       <w:pPr>
-        <w:spacing w:after="40" w:line="312" w:lineRule="auto"/>
+        <w:spacing w:before="40" w:after="40" w:line="276" w:lineRule="auto"/>
         <w:ind w:left="454"/>
       </w:pPr>
       <w:r>
         <w:rPr>
           <w:rFonts w:ascii="Calibri" w:hAnsi="Calibri" w:eastAsia="宋体"/>
-          <w:b/>
+          <w:b w:val="0"/>
           <w:i w:val="0"/>
-          <w:color w:val="6C2BD9"/>
+          <w:color w:val="1A1A2E"/>
           <w:sz w:val="21"/>
         </w:rPr>
         <w:t xml:space="preserve">• </w:t>
@@ -3177,15 +2943,15 @@
     </w:p>
     <w:p>
       <w:pPr>
-        <w:spacing w:after="40" w:line="312" w:lineRule="auto"/>
+        <w:spacing w:before="40" w:after="40" w:line="276" w:lineRule="auto"/>
         <w:ind w:left="454"/>
       </w:pPr>
       <w:r>
         <w:rPr>
           <w:rFonts w:ascii="Calibri" w:hAnsi="Calibri" w:eastAsia="宋体"/>
-          <w:b/>
+          <w:b w:val="0"/>
           <w:i w:val="0"/>
-          <w:color w:val="6C2BD9"/>
+          <w:color w:val="1A1A2E"/>
           <w:sz w:val="21"/>
         </w:rPr>
         <w:t xml:space="preserve">• </w:t>
@@ -3213,27 +2979,23 @@
     </w:p>
     <w:p>
       <w:pPr>
-        <w:pStyle w:val="Heading3"/>
+        <w:pStyle w:val="Heading2"/>
       </w:pPr>
       <w:r>
+        <w:rPr>
+          <w:rFonts w:ascii="Calibri" w:hAnsi="Calibri" w:eastAsia="宋体"/>
+          <w:b/>
+          <w:color w:val="6C2BD9"/>
+          <w:sz w:val="24"/>
+        </w:rPr>
         <w:t>3.4 数据管理</w:t>
       </w:r>
     </w:p>
     <w:p>
       <w:pPr>
-        <w:spacing w:after="40" w:line="312" w:lineRule="auto"/>
+        <w:spacing w:before="40" w:after="40" w:line="276" w:lineRule="auto"/>
         <w:ind w:left="454"/>
       </w:pPr>
-      <w:r>
-        <w:rPr>
-          <w:rFonts w:ascii="Calibri" w:hAnsi="Calibri" w:eastAsia="宋体"/>
-          <w:b/>
-          <w:i w:val="0"/>
-          <w:color w:val="6C2BD9"/>
-          <w:sz w:val="21"/>
-        </w:rPr>
-        <w:t xml:space="preserve">• </w:t>
-      </w:r>
       <w:r>
         <w:rPr>
           <w:rFonts w:ascii="Calibri" w:hAnsi="Calibri" w:eastAsia="宋体"/>
@@ -3242,14 +3004,14 @@
           <w:color w:val="1A1A2E"/>
           <w:sz w:val="21"/>
         </w:rPr>
-        <w:t xml:space="preserve">知识库：408 四科教材与习题，E5-base-v2 768 维向量化；开发期 </w:t>
+        <w:t xml:space="preserve">• 知识库：408 四科教材与习题，E5-base-v2 768 维向量化；开发期 </w:t>
       </w:r>
       <w:r>
         <w:rPr>
           <w:rFonts w:ascii="Consolas" w:hAnsi="Consolas" w:eastAsia="Consolas"/>
           <w:b w:val="0"/>
           <w:i w:val="0"/>
-          <w:color w:val="C53AE8"/>
+          <w:color w:val="1A1A2E"/>
           <w:sz w:val="20"/>
         </w:rPr>
         <w:t>InMemoryVectorStore</w:t>
@@ -3269,7 +3031,7 @@
           <w:rFonts w:ascii="Consolas" w:hAnsi="Consolas" w:eastAsia="Consolas"/>
           <w:b w:val="0"/>
           <w:i w:val="0"/>
-          <w:color w:val="C53AE8"/>
+          <w:color w:val="1A1A2E"/>
           <w:sz w:val="20"/>
         </w:rPr>
         <w:t>Milvus</w:t>
@@ -3287,19 +3049,9 @@
     </w:p>
     <w:p>
       <w:pPr>
-        <w:spacing w:after="40" w:line="312" w:lineRule="auto"/>
+        <w:spacing w:before="40" w:after="40" w:line="276" w:lineRule="auto"/>
         <w:ind w:left="454"/>
       </w:pPr>
-      <w:r>
-        <w:rPr>
-          <w:rFonts w:ascii="Calibri" w:hAnsi="Calibri" w:eastAsia="宋体"/>
-          <w:b/>
-          <w:i w:val="0"/>
-          <w:color w:val="6C2BD9"/>
-          <w:sz w:val="21"/>
-        </w:rPr>
-        <w:t xml:space="preserve">• </w:t>
-      </w:r>
       <w:r>
         <w:rPr>
           <w:rFonts w:ascii="Calibri" w:hAnsi="Calibri" w:eastAsia="宋体"/>
@@ -3308,14 +3060,14 @@
           <w:color w:val="1A1A2E"/>
           <w:sz w:val="21"/>
         </w:rPr>
-        <w:t xml:space="preserve">持久化：会话、画像、资源记录；密钥经脱敏仅存 </w:t>
+        <w:t xml:space="preserve">• 持久化：会话、画像、资源记录；密钥经脱敏仅存 </w:t>
       </w:r>
       <w:r>
         <w:rPr>
           <w:rFonts w:ascii="Consolas" w:hAnsi="Consolas" w:eastAsia="Consolas"/>
           <w:b w:val="0"/>
           <w:i w:val="0"/>
-          <w:color w:val="C53AE8"/>
+          <w:color w:val="1A1A2E"/>
           <w:sz w:val="20"/>
         </w:rPr>
         <w:t>.env</w:t>
@@ -3333,27 +3085,23 @@
     </w:p>
     <w:p>
       <w:pPr>
-        <w:pStyle w:val="Heading3"/>
+        <w:pStyle w:val="Heading2"/>
       </w:pPr>
       <w:r>
+        <w:rPr>
+          <w:rFonts w:ascii="Calibri" w:hAnsi="Calibri" w:eastAsia="宋体"/>
+          <w:b/>
+          <w:color w:val="6C2BD9"/>
+          <w:sz w:val="24"/>
+        </w:rPr>
         <w:t>3.5 故障处理</w:t>
       </w:r>
     </w:p>
     <w:p>
       <w:pPr>
-        <w:spacing w:after="40" w:line="312" w:lineRule="auto"/>
+        <w:spacing w:before="40" w:after="40" w:line="276" w:lineRule="auto"/>
         <w:ind w:left="454"/>
       </w:pPr>
-      <w:r>
-        <w:rPr>
-          <w:rFonts w:ascii="Calibri" w:hAnsi="Calibri" w:eastAsia="宋体"/>
-          <w:b/>
-          <w:i w:val="0"/>
-          <w:color w:val="6C2BD9"/>
-          <w:sz w:val="21"/>
-        </w:rPr>
-        <w:t xml:space="preserve">• </w:t>
-      </w:r>
       <w:r>
         <w:rPr>
           <w:rFonts w:ascii="Calibri" w:hAnsi="Calibri" w:eastAsia="宋体"/>
@@ -3362,14 +3110,14 @@
           <w:color w:val="1A1A2E"/>
           <w:sz w:val="21"/>
         </w:rPr>
-        <w:t xml:space="preserve">检索为空 → </w:t>
+        <w:t xml:space="preserve">• 检索为空 → </w:t>
       </w:r>
       <w:r>
         <w:rPr>
           <w:rFonts w:ascii="Consolas" w:hAnsi="Consolas" w:eastAsia="Consolas"/>
           <w:b w:val="0"/>
           <w:i w:val="0"/>
-          <w:color w:val="C53AE8"/>
+          <w:color w:val="1A1A2E"/>
           <w:sz w:val="20"/>
         </w:rPr>
         <w:t>planner</w:t>
@@ -3389,7 +3137,7 @@
           <w:rFonts w:ascii="Consolas" w:hAnsi="Consolas" w:eastAsia="Consolas"/>
           <w:b w:val="0"/>
           <w:i w:val="0"/>
-          <w:color w:val="C53AE8"/>
+          <w:color w:val="1A1A2E"/>
           <w:sz w:val="20"/>
         </w:rPr>
         <w:t>critic</w:t>
@@ -3409,7 +3157,7 @@
           <w:rFonts w:ascii="Consolas" w:hAnsi="Consolas" w:eastAsia="Consolas"/>
           <w:b w:val="0"/>
           <w:i w:val="0"/>
-          <w:color w:val="C53AE8"/>
+          <w:color w:val="1A1A2E"/>
           <w:sz w:val="20"/>
         </w:rPr>
         <w:t>retriever</w:t>
@@ -3429,7 +3177,7 @@
           <w:rFonts w:ascii="Consolas" w:hAnsi="Consolas" w:eastAsia="Consolas"/>
           <w:b w:val="0"/>
           <w:i w:val="0"/>
-          <w:color w:val="C53AE8"/>
+          <w:color w:val="1A1A2E"/>
           <w:sz w:val="20"/>
         </w:rPr>
         <w:t>generator_cluster</w:t>
@@ -3447,19 +3195,9 @@
     </w:p>
     <w:p>
       <w:pPr>
-        <w:spacing w:after="40" w:line="312" w:lineRule="auto"/>
+        <w:spacing w:before="40" w:after="40" w:line="276" w:lineRule="auto"/>
         <w:ind w:left="454"/>
       </w:pPr>
-      <w:r>
-        <w:rPr>
-          <w:rFonts w:ascii="Calibri" w:hAnsi="Calibri" w:eastAsia="宋体"/>
-          <w:b/>
-          <w:i w:val="0"/>
-          <w:color w:val="6C2BD9"/>
-          <w:sz w:val="21"/>
-        </w:rPr>
-        <w:t xml:space="preserve">• </w:t>
-      </w:r>
       <w:r>
         <w:rPr>
           <w:rFonts w:ascii="Calibri" w:hAnsi="Calibri" w:eastAsia="宋体"/>
@@ -3468,24 +3206,14 @@
           <w:color w:val="1A1A2E"/>
           <w:sz w:val="21"/>
         </w:rPr>
-        <w:t>外部 API 失败 → 自动降级（DeepSeek 兜底、视频降级为脚本、PPT/图片降级提示）。</w:t>
+        <w:t>• 外部 API 失败 → 自动降级（DeepSeek 兜底、视频降级为脚本、PPT/图片降级提示）。</w:t>
       </w:r>
     </w:p>
     <w:p>
       <w:pPr>
-        <w:spacing w:after="40" w:line="312" w:lineRule="auto"/>
+        <w:spacing w:before="40" w:after="40" w:line="276" w:lineRule="auto"/>
         <w:ind w:left="454"/>
       </w:pPr>
-      <w:r>
-        <w:rPr>
-          <w:rFonts w:ascii="Calibri" w:hAnsi="Calibri" w:eastAsia="宋体"/>
-          <w:b/>
-          <w:i w:val="0"/>
-          <w:color w:val="6C2BD9"/>
-          <w:sz w:val="21"/>
-        </w:rPr>
-        <w:t xml:space="preserve">• </w:t>
-      </w:r>
       <w:r>
         <w:rPr>
           <w:rFonts w:ascii="Calibri" w:hAnsi="Calibri" w:eastAsia="宋体"/>
@@ -3494,32 +3222,28 @@
           <w:color w:val="1A1A2E"/>
           <w:sz w:val="21"/>
         </w:rPr>
-        <w:t>安全：沙箱 AST 拦截、密钥脱敏、错误脱敏、CORS 白名单、require_teacher。</w:t>
+        <w:t>• 安全：沙箱 AST 拦截、密钥脱敏、错误脱敏、CORS 白名单、require_teacher。</w:t>
       </w:r>
     </w:p>
     <w:p>
       <w:pPr>
-        <w:pStyle w:val="Heading3"/>
+        <w:pStyle w:val="Heading2"/>
       </w:pPr>
       <w:r>
+        <w:rPr>
+          <w:rFonts w:ascii="Calibri" w:hAnsi="Calibri" w:eastAsia="宋体"/>
+          <w:b/>
+          <w:color w:val="6C2BD9"/>
+          <w:sz w:val="24"/>
+        </w:rPr>
         <w:t>3.6 其他需求</w:t>
       </w:r>
     </w:p>
     <w:p>
       <w:pPr>
-        <w:spacing w:after="40" w:line="312" w:lineRule="auto"/>
+        <w:spacing w:before="40" w:after="40" w:line="276" w:lineRule="auto"/>
         <w:ind w:left="454"/>
       </w:pPr>
-      <w:r>
-        <w:rPr>
-          <w:rFonts w:ascii="Calibri" w:hAnsi="Calibri" w:eastAsia="宋体"/>
-          <w:b/>
-          <w:i w:val="0"/>
-          <w:color w:val="6C2BD9"/>
-          <w:sz w:val="21"/>
-        </w:rPr>
-        <w:t xml:space="preserve">• </w:t>
-      </w:r>
       <w:r>
         <w:rPr>
           <w:rFonts w:ascii="Calibri" w:hAnsi="Calibri" w:eastAsia="宋体"/>
@@ -3528,24 +3252,14 @@
           <w:color w:val="1A1A2E"/>
           <w:sz w:val="21"/>
         </w:rPr>
-        <w:t>前端遵循玻璃态发光设计系统（v8/v9 令牌），双主题（深/浅），禁用硬编码色值与 emoji 图标。</w:t>
+        <w:t>• 前端遵循玻璃态发光设计系统（v8/v9 令牌），双主题（深/浅），禁用硬编码色值与 emoji 图标。</w:t>
       </w:r>
     </w:p>
     <w:p>
       <w:pPr>
-        <w:spacing w:after="40" w:line="312" w:lineRule="auto"/>
+        <w:spacing w:before="40" w:after="40" w:line="276" w:lineRule="auto"/>
         <w:ind w:left="454"/>
       </w:pPr>
-      <w:r>
-        <w:rPr>
-          <w:rFonts w:ascii="Calibri" w:hAnsi="Calibri" w:eastAsia="宋体"/>
-          <w:b/>
-          <w:i w:val="0"/>
-          <w:color w:val="6C2BD9"/>
-          <w:sz w:val="21"/>
-        </w:rPr>
-        <w:t xml:space="preserve">• </w:t>
-      </w:r>
       <w:r>
         <w:rPr>
           <w:rFonts w:ascii="Calibri" w:hAnsi="Calibri" w:eastAsia="宋体"/>
@@ -3554,14 +3268,14 @@
           <w:color w:val="1A1A2E"/>
           <w:sz w:val="21"/>
         </w:rPr>
-        <w:t xml:space="preserve">全程可观测：结构化日志、Prometheus </w:t>
+        <w:t xml:space="preserve">• 全程可观测：结构化日志、Prometheus </w:t>
       </w:r>
       <w:r>
         <w:rPr>
           <w:rFonts w:ascii="Consolas" w:hAnsi="Consolas" w:eastAsia="Consolas"/>
           <w:b w:val="0"/>
           <w:i w:val="0"/>
-          <w:color w:val="C53AE8"/>
+          <w:color w:val="1A1A2E"/>
           <w:sz w:val="20"/>
         </w:rPr>
         <w:t>/metrics</w:t>
@@ -3585,7 +3299,6 @@
         <w:rPr>
           <w:rFonts w:ascii="Calibri" w:hAnsi="Calibri" w:eastAsia="宋体"/>
           <w:b w:val="0"/>
-          <w:i w:val="0"/>
           <w:color w:val="999999"/>
           <w:sz w:val="18"/>
         </w:rPr>
@@ -3594,35 +3307,37 @@
     </w:p>
     <w:p>
       <w:pPr>
-        <w:pStyle w:val="Heading2"/>
+        <w:pStyle w:val="Heading1"/>
       </w:pPr>
       <w:r>
+        <w:rPr>
+          <w:rFonts w:ascii="Calibri" w:hAnsi="Calibri" w:eastAsia="宋体"/>
+          <w:b/>
+          <w:color w:val="6C2BD9"/>
+          <w:sz w:val="28"/>
+        </w:rPr>
         <w:t>4. 运行环境</w:t>
       </w:r>
     </w:p>
     <w:p>
       <w:pPr>
-        <w:pStyle w:val="Heading3"/>
+        <w:pStyle w:val="Heading2"/>
       </w:pPr>
       <w:r>
+        <w:rPr>
+          <w:rFonts w:ascii="Calibri" w:hAnsi="Calibri" w:eastAsia="宋体"/>
+          <w:b/>
+          <w:color w:val="6C2BD9"/>
+          <w:sz w:val="24"/>
+        </w:rPr>
         <w:t>4.1 设备</w:t>
       </w:r>
     </w:p>
     <w:p>
       <w:pPr>
-        <w:spacing w:after="40" w:line="312" w:lineRule="auto"/>
+        <w:spacing w:before="40" w:after="40" w:line="276" w:lineRule="auto"/>
         <w:ind w:left="454"/>
       </w:pPr>
-      <w:r>
-        <w:rPr>
-          <w:rFonts w:ascii="Calibri" w:hAnsi="Calibri" w:eastAsia="宋体"/>
-          <w:b/>
-          <w:i w:val="0"/>
-          <w:color w:val="6C2BD9"/>
-          <w:sz w:val="21"/>
-        </w:rPr>
-        <w:t xml:space="preserve">• </w:t>
-      </w:r>
       <w:r>
         <w:rPr>
           <w:rFonts w:ascii="Calibri" w:hAnsi="Calibri" w:eastAsia="宋体"/>
@@ -3631,24 +3346,14 @@
           <w:color w:val="1A1A2E"/>
           <w:sz w:val="21"/>
         </w:rPr>
-        <w:t>服务端：x86_64，建议 8 核 16G，具备稳定外网访问（调用大模型 API）。</w:t>
+        <w:t>• 服务端：x86_64，建议 8 核 16G，具备稳定外网访问（调用大模型 API）。</w:t>
       </w:r>
     </w:p>
     <w:p>
       <w:pPr>
-        <w:spacing w:after="40" w:line="312" w:lineRule="auto"/>
+        <w:spacing w:before="40" w:after="40" w:line="276" w:lineRule="auto"/>
         <w:ind w:left="454"/>
       </w:pPr>
-      <w:r>
-        <w:rPr>
-          <w:rFonts w:ascii="Calibri" w:hAnsi="Calibri" w:eastAsia="宋体"/>
-          <w:b/>
-          <w:i w:val="0"/>
-          <w:color w:val="6C2BD9"/>
-          <w:sz w:val="21"/>
-        </w:rPr>
-        <w:t xml:space="preserve">• </w:t>
-      </w:r>
       <w:r>
         <w:rPr>
           <w:rFonts w:ascii="Calibri" w:hAnsi="Calibri" w:eastAsia="宋体"/>
@@ -3657,32 +3362,28 @@
           <w:color w:val="1A1A2E"/>
           <w:sz w:val="21"/>
         </w:rPr>
-        <w:t>客户端：现代浏览器（Chrome/Edge/Firefox 最新版）。</w:t>
+        <w:t>• 客户端：现代浏览器（Chrome/Edge/Firefox 最新版）。</w:t>
       </w:r>
     </w:p>
     <w:p>
       <w:pPr>
-        <w:pStyle w:val="Heading3"/>
+        <w:pStyle w:val="Heading2"/>
       </w:pPr>
       <w:r>
+        <w:rPr>
+          <w:rFonts w:ascii="Calibri" w:hAnsi="Calibri" w:eastAsia="宋体"/>
+          <w:b/>
+          <w:color w:val="6C2BD9"/>
+          <w:sz w:val="24"/>
+        </w:rPr>
         <w:t>4.2 支持软件</w:t>
       </w:r>
     </w:p>
     <w:p>
       <w:pPr>
-        <w:spacing w:after="40" w:line="312" w:lineRule="auto"/>
+        <w:spacing w:before="40" w:after="40" w:line="276" w:lineRule="auto"/>
         <w:ind w:left="454"/>
       </w:pPr>
-      <w:r>
-        <w:rPr>
-          <w:rFonts w:ascii="Calibri" w:hAnsi="Calibri" w:eastAsia="宋体"/>
-          <w:b/>
-          <w:i w:val="0"/>
-          <w:color w:val="6C2BD9"/>
-          <w:sz w:val="21"/>
-        </w:rPr>
-        <w:t xml:space="preserve">• </w:t>
-      </w:r>
       <w:r>
         <w:rPr>
           <w:rFonts w:ascii="Calibri" w:hAnsi="Calibri" w:eastAsia="宋体"/>
@@ -3691,24 +3392,14 @@
           <w:color w:val="1A1A2E"/>
           <w:sz w:val="21"/>
         </w:rPr>
-        <w:t>后端：Python ≥ 3.12、FastAPI、LangGraph、NumPy、PyTorch(cpu)、E5 嵌入。</w:t>
+        <w:t>• 后端：Python ≥ 3.12、FastAPI、LangGraph、NumPy、PyTorch(cpu)、E5 嵌入。</w:t>
       </w:r>
     </w:p>
     <w:p>
       <w:pPr>
-        <w:spacing w:after="40" w:line="312" w:lineRule="auto"/>
+        <w:spacing w:before="40" w:after="40" w:line="276" w:lineRule="auto"/>
         <w:ind w:left="454"/>
       </w:pPr>
-      <w:r>
-        <w:rPr>
-          <w:rFonts w:ascii="Calibri" w:hAnsi="Calibri" w:eastAsia="宋体"/>
-          <w:b/>
-          <w:i w:val="0"/>
-          <w:color w:val="6C2BD9"/>
-          <w:sz w:val="21"/>
-        </w:rPr>
-        <w:t xml:space="preserve">• </w:t>
-      </w:r>
       <w:r>
         <w:rPr>
           <w:rFonts w:ascii="Calibri" w:hAnsi="Calibri" w:eastAsia="宋体"/>
@@ -3717,24 +3408,14 @@
           <w:color w:val="1A1A2E"/>
           <w:sz w:val="21"/>
         </w:rPr>
-        <w:t>前端：Node.js ≥ 18、Vue 3、Vite、TypeScript。</w:t>
+        <w:t>• 前端：Node.js ≥ 18、Vue 3、Vite、TypeScript。</w:t>
       </w:r>
     </w:p>
     <w:p>
       <w:pPr>
-        <w:spacing w:after="40" w:line="312" w:lineRule="auto"/>
+        <w:spacing w:before="40" w:after="40" w:line="276" w:lineRule="auto"/>
         <w:ind w:left="454"/>
       </w:pPr>
-      <w:r>
-        <w:rPr>
-          <w:rFonts w:ascii="Calibri" w:hAnsi="Calibri" w:eastAsia="宋体"/>
-          <w:b/>
-          <w:i w:val="0"/>
-          <w:color w:val="6C2BD9"/>
-          <w:sz w:val="21"/>
-        </w:rPr>
-        <w:t xml:space="preserve">• </w:t>
-      </w:r>
       <w:r>
         <w:rPr>
           <w:rFonts w:ascii="Calibri" w:hAnsi="Calibri" w:eastAsia="宋体"/>
@@ -3743,32 +3424,28 @@
           <w:color w:val="1A1A2E"/>
           <w:sz w:val="21"/>
         </w:rPr>
-        <w:t>生产向量库：Milvus（可选）。</w:t>
+        <w:t>• 生产向量库：Milvus（可选）。</w:t>
       </w:r>
     </w:p>
     <w:p>
       <w:pPr>
-        <w:pStyle w:val="Heading3"/>
+        <w:pStyle w:val="Heading2"/>
       </w:pPr>
       <w:r>
+        <w:rPr>
+          <w:rFonts w:ascii="Calibri" w:hAnsi="Calibri" w:eastAsia="宋体"/>
+          <w:b/>
+          <w:color w:val="6C2BD9"/>
+          <w:sz w:val="24"/>
+        </w:rPr>
         <w:t>4.3 接口</w:t>
       </w:r>
     </w:p>
     <w:p>
       <w:pPr>
-        <w:spacing w:after="40" w:line="312" w:lineRule="auto"/>
+        <w:spacing w:before="40" w:after="40" w:line="276" w:lineRule="auto"/>
         <w:ind w:left="454"/>
       </w:pPr>
-      <w:r>
-        <w:rPr>
-          <w:rFonts w:ascii="Calibri" w:hAnsi="Calibri" w:eastAsia="宋体"/>
-          <w:b/>
-          <w:i w:val="0"/>
-          <w:color w:val="6C2BD9"/>
-          <w:sz w:val="21"/>
-        </w:rPr>
-        <w:t xml:space="preserve">• </w:t>
-      </w:r>
       <w:r>
         <w:rPr>
           <w:rFonts w:ascii="Calibri" w:hAnsi="Calibri" w:eastAsia="宋体"/>
@@ -3777,14 +3454,14 @@
           <w:color w:val="1A1A2E"/>
           <w:sz w:val="21"/>
         </w:rPr>
-        <w:t>前端 ↔ 后端：REST/WebSocket（</w:t>
+        <w:t>• 前端 ↔ 后端：REST/WebSocket（</w:t>
       </w:r>
       <w:r>
         <w:rPr>
           <w:rFonts w:ascii="Consolas" w:hAnsi="Consolas" w:eastAsia="Consolas"/>
           <w:b w:val="0"/>
           <w:i w:val="0"/>
-          <w:color w:val="C53AE8"/>
+          <w:color w:val="1A1A2E"/>
           <w:sz w:val="20"/>
         </w:rPr>
         <w:t>/api/*</w:t>
@@ -3804,7 +3481,7 @@
           <w:rFonts w:ascii="Consolas" w:hAnsi="Consolas" w:eastAsia="Consolas"/>
           <w:b w:val="0"/>
           <w:i w:val="0"/>
-          <w:color w:val="C53AE8"/>
+          <w:color w:val="1A1A2E"/>
           <w:sz w:val="20"/>
         </w:rPr>
         <w:t>/api → :8002</w:t>
@@ -3822,19 +3499,9 @@
     </w:p>
     <w:p>
       <w:pPr>
-        <w:spacing w:after="40" w:line="312" w:lineRule="auto"/>
+        <w:spacing w:before="40" w:after="40" w:line="276" w:lineRule="auto"/>
         <w:ind w:left="454"/>
       </w:pPr>
-      <w:r>
-        <w:rPr>
-          <w:rFonts w:ascii="Calibri" w:hAnsi="Calibri" w:eastAsia="宋体"/>
-          <w:b/>
-          <w:i w:val="0"/>
-          <w:color w:val="6C2BD9"/>
-          <w:sz w:val="21"/>
-        </w:rPr>
-        <w:t xml:space="preserve">• </w:t>
-      </w:r>
       <w:r>
         <w:rPr>
           <w:rFonts w:ascii="Calibri" w:hAnsi="Calibri" w:eastAsia="宋体"/>
@@ -3843,7 +3510,7 @@
           <w:color w:val="1A1A2E"/>
           <w:sz w:val="21"/>
         </w:rPr>
-        <w:t>后端 ↔ 大模型/讯飞：HTTPS API（星火 X2 / DeepSeek / 讯飞开放平台 10 项）。</w:t>
+        <w:t>• 后端 ↔ 大模型/讯飞：HTTPS API（星火 X2 / DeepSeek / 讯飞开放平台 10 项）。</w:t>
       </w:r>
     </w:p>
     <w:p>
@@ -3854,7 +3521,6 @@
         <w:rPr>
           <w:rFonts w:ascii="Calibri" w:hAnsi="Calibri" w:eastAsia="宋体"/>
           <w:b w:val="0"/>
-          <w:i w:val="0"/>
           <w:color w:val="999999"/>
           <w:sz w:val="18"/>
         </w:rPr>
@@ -3863,27 +3529,23 @@
     </w:p>
     <w:p>
       <w:pPr>
-        <w:pStyle w:val="Heading2"/>
+        <w:pStyle w:val="Heading1"/>
       </w:pPr>
       <w:r>
+        <w:rPr>
+          <w:rFonts w:ascii="Calibri" w:hAnsi="Calibri" w:eastAsia="宋体"/>
+          <w:b/>
+          <w:color w:val="6C2BD9"/>
+          <w:sz w:val="28"/>
+        </w:rPr>
         <w:t>5. 验收标准</w:t>
       </w:r>
     </w:p>
     <w:p>
       <w:pPr>
-        <w:spacing w:after="40" w:line="312" w:lineRule="auto"/>
+        <w:spacing w:before="40" w:after="40" w:line="276" w:lineRule="auto"/>
         <w:ind w:left="454"/>
       </w:pPr>
-      <w:r>
-        <w:rPr>
-          <w:rFonts w:ascii="Calibri" w:hAnsi="Calibri" w:eastAsia="宋体"/>
-          <w:b/>
-          <w:i w:val="0"/>
-          <w:color w:val="6C2BD9"/>
-          <w:sz w:val="21"/>
-        </w:rPr>
-        <w:t xml:space="preserve">1. </w:t>
-      </w:r>
       <w:r>
         <w:rPr>
           <w:rFonts w:ascii="Calibri" w:hAnsi="Calibri" w:eastAsia="宋体"/>
@@ -3892,14 +3554,14 @@
           <w:color w:val="1A1A2E"/>
           <w:sz w:val="21"/>
         </w:rPr>
-        <w:t xml:space="preserve">端到端链路：输入学习目标 → 输出 ≥1 类个性化资源，且经 </w:t>
+        <w:t xml:space="preserve">1. 端到端链路：输入学习目标 → 输出 ≥1 类个性化资源，且经 </w:t>
       </w:r>
       <w:r>
         <w:rPr>
           <w:rFonts w:ascii="Consolas" w:hAnsi="Consolas" w:eastAsia="Consolas"/>
           <w:b w:val="0"/>
           <w:i w:val="0"/>
-          <w:color w:val="C53AE8"/>
+          <w:color w:val="1A1A2E"/>
           <w:sz w:val="20"/>
         </w:rPr>
         <w:t>quality_gate</w:t>
@@ -3917,19 +3579,9 @@
     </w:p>
     <w:p>
       <w:pPr>
-        <w:spacing w:after="40" w:line="312" w:lineRule="auto"/>
+        <w:spacing w:before="40" w:after="40" w:line="276" w:lineRule="auto"/>
         <w:ind w:left="454"/>
       </w:pPr>
-      <w:r>
-        <w:rPr>
-          <w:rFonts w:ascii="Calibri" w:hAnsi="Calibri" w:eastAsia="宋体"/>
-          <w:b/>
-          <w:i w:val="0"/>
-          <w:color w:val="6C2BD9"/>
-          <w:sz w:val="21"/>
-        </w:rPr>
-        <w:t xml:space="preserve">2. </w:t>
-      </w:r>
       <w:r>
         <w:rPr>
           <w:rFonts w:ascii="Calibri" w:hAnsi="Calibri" w:eastAsia="宋体"/>
@@ -3938,14 +3590,14 @@
           <w:color w:val="1A1A2E"/>
           <w:sz w:val="21"/>
         </w:rPr>
-        <w:t>防幻觉：在构造的冲突/无支撑用例下，</w:t>
+        <w:t>2. 防幻觉：在构造的冲突/无支撑用例下，</w:t>
       </w:r>
       <w:r>
         <w:rPr>
           <w:rFonts w:ascii="Consolas" w:hAnsi="Consolas" w:eastAsia="Consolas"/>
           <w:b w:val="0"/>
           <w:i w:val="0"/>
-          <w:color w:val="C53AE8"/>
+          <w:color w:val="1A1A2E"/>
           <w:sz w:val="20"/>
         </w:rPr>
         <w:t>EvidenceReport</w:t>
@@ -3963,19 +3615,9 @@
     </w:p>
     <w:p>
       <w:pPr>
-        <w:spacing w:after="40" w:line="312" w:lineRule="auto"/>
+        <w:spacing w:before="40" w:after="40" w:line="276" w:lineRule="auto"/>
         <w:ind w:left="454"/>
       </w:pPr>
-      <w:r>
-        <w:rPr>
-          <w:rFonts w:ascii="Calibri" w:hAnsi="Calibri" w:eastAsia="宋体"/>
-          <w:b/>
-          <w:i w:val="0"/>
-          <w:color w:val="6C2BD9"/>
-          <w:sz w:val="21"/>
-        </w:rPr>
-        <w:t xml:space="preserve">3. </w:t>
-      </w:r>
       <w:r>
         <w:rPr>
           <w:rFonts w:ascii="Calibri" w:hAnsi="Calibri" w:eastAsia="宋体"/>
@@ -3984,24 +3626,14 @@
           <w:color w:val="1A1A2E"/>
           <w:sz w:val="21"/>
         </w:rPr>
-        <w:t>多模态：讯飞 10 能力中至少图片理解、智能 PPT、数字人视频可演示；视频生成不阻塞主流程（≤20s 降级）。</w:t>
+        <w:t>3. 多模态：讯飞 10 能力中至少图片理解、智能 PPT、数字人视频可演示；视频生成不阻塞主流程（≤20s 降级）。</w:t>
       </w:r>
     </w:p>
     <w:p>
       <w:pPr>
-        <w:spacing w:after="40" w:line="312" w:lineRule="auto"/>
+        <w:spacing w:before="40" w:after="40" w:line="276" w:lineRule="auto"/>
         <w:ind w:left="454"/>
       </w:pPr>
-      <w:r>
-        <w:rPr>
-          <w:rFonts w:ascii="Calibri" w:hAnsi="Calibri" w:eastAsia="宋体"/>
-          <w:b/>
-          <w:i w:val="0"/>
-          <w:color w:val="6C2BD9"/>
-          <w:sz w:val="21"/>
-        </w:rPr>
-        <w:t xml:space="preserve">4. </w:t>
-      </w:r>
       <w:r>
         <w:rPr>
           <w:rFonts w:ascii="Calibri" w:hAnsi="Calibri" w:eastAsia="宋体"/>
@@ -4010,24 +3642,14 @@
           <w:color w:val="1A1A2E"/>
           <w:sz w:val="21"/>
         </w:rPr>
-        <w:t>一致性：前后端知识图谱 group 编号 26 组完全一致；密钥不出现在交付包。</w:t>
+        <w:t>4. 一致性：前后端知识图谱 group 编号 26 组完全一致；密钥不出现在交付包。</w:t>
       </w:r>
     </w:p>
     <w:p>
       <w:pPr>
-        <w:spacing w:after="40" w:line="312" w:lineRule="auto"/>
+        <w:spacing w:before="40" w:after="40" w:line="276" w:lineRule="auto"/>
         <w:ind w:left="454"/>
       </w:pPr>
-      <w:r>
-        <w:rPr>
-          <w:rFonts w:ascii="Calibri" w:hAnsi="Calibri" w:eastAsia="宋体"/>
-          <w:b/>
-          <w:i w:val="0"/>
-          <w:color w:val="6C2BD9"/>
-          <w:sz w:val="21"/>
-        </w:rPr>
-        <w:t xml:space="preserve">5. </w:t>
-      </w:r>
       <w:r>
         <w:rPr>
           <w:rFonts w:ascii="Calibri" w:hAnsi="Calibri" w:eastAsia="宋体"/>
@@ -4036,111 +3658,17 @@
           <w:color w:val="1A1A2E"/>
           <w:sz w:val="21"/>
         </w:rPr>
-        <w:t>文档：本文档及概要设计、测试分析报告齐全，结构符合 GB 8567-88。</w:t>
-      </w:r>
-    </w:p>
-    <w:p/>
-    <w:p>
-      <w:pPr>
-        <w:jc w:val="center"/>
-      </w:pPr>
-      <w:r>
-        <w:rPr>
-          <w:rFonts w:ascii="Calibri" w:hAnsi="Calibri" w:eastAsia="宋体"/>
-          <w:b w:val="0"/>
-          <w:i/>
-          <w:color w:val="999999"/>
-          <w:sz w:val="17"/>
-        </w:rPr>
-        <w:t>━ 本文档由 MARS-408 参赛团队编写，2026 福建高校「火山杯」Agent 创新大赛参赛配套 ━</w:t>
+        <w:t>5. 文档：本文档及概要设计、测试分析报告齐全，结构符合 GB 8567-88。</w:t>
       </w:r>
     </w:p>
     <w:sectPr>
-      <w:headerReference w:type="default" r:id="rId9"/>
-      <w:footerReference w:type="default" r:id="rId10"/>
       <w:pgSz w:w="12240" w:h="15840"/>
-      <w:pgMar w:top="1247" w:right="1361" w:bottom="1134" w:left="1361" w:header="720" w:footer="720" w:gutter="0"/>
+      <w:pgMar w:top="1440" w:right="1800" w:bottom="1440" w:left="1800" w:header="720" w:footer="720" w:gutter="0"/>
       <w:cols w:space="720"/>
       <w:docGrid w:linePitch="360"/>
     </w:sectPr>
   </w:body>
 </w:document>
-</file>
-
-<file path=word/footer1.xml><?xml version="1.0" encoding="utf-8"?>
-<w:ftr xmlns:m="http://schemas.openxmlformats.org/officeDocument/2006/math" xmlns:mc="http://schemas.openxmlformats.org/markup-compatibility/2006" xmlns:mo="http://schemas.microsoft.com/office/mac/office/2008/main" xmlns:mv="urn:schemas-microsoft-com:mac:vml" xmlns:o="urn:schemas-microsoft-com:office:office" xmlns:r="http://schemas.openxmlformats.org/officeDocument/2006/relationships" xmlns:v="urn:schemas-microsoft-com:vml" xmlns:w10="urn:schemas-microsoft-com:office:word" xmlns:w14="http://schemas.microsoft.com/office/word/2010/wordml" xmlns:w="http://schemas.openxmlformats.org/wordprocessingml/2006/main" xmlns:wne="http://schemas.microsoft.com/office/word/2006/wordml" xmlns:wp14="http://schemas.microsoft.com/office/word/2010/wordprocessingDrawing" xmlns:wp="http://schemas.openxmlformats.org/drawingml/2006/wordprocessingDrawing" xmlns:wpc="http://schemas.microsoft.com/office/word/2010/wordprocessingCanvas" xmlns:wpg="http://schemas.microsoft.com/office/word/2010/wordprocessingGroup" xmlns:wpi="http://schemas.microsoft.com/office/word/2010/wordprocessingInk" xmlns:wps="http://schemas.microsoft.com/office/word/2010/wordprocessingShape" mc:Ignorable="w14 wp14">
-  <w:p>
-    <w:pPr>
-      <w:pStyle w:val="Footer"/>
-      <w:jc w:val="center"/>
-    </w:pPr>
-    <w:r>
-      <w:rPr>
-        <w:rFonts w:ascii="Calibri" w:hAnsi="Calibri" w:eastAsia="宋体"/>
-        <w:b w:val="0"/>
-        <w:i w:val="0"/>
-        <w:color w:val="666666"/>
-        <w:sz w:val="18"/>
-      </w:rPr>
-      <w:t xml:space="preserve">第 </w:t>
-    </w:r>
-    <w:r>
-      <w:fldChar w:fldCharType="begin"/>
-      <w:instrText xml:space="preserve">PAGE</w:instrText>
-      <w:fldChar w:fldCharType="separate"/>
-      <w:t>右键更新域可生成目录</w:t>
-      <w:fldChar w:fldCharType="end"/>
-    </w:r>
-    <w:r>
-      <w:rPr>
-        <w:rFonts w:ascii="Calibri" w:hAnsi="Calibri" w:eastAsia="宋体"/>
-        <w:b w:val="0"/>
-        <w:i w:val="0"/>
-        <w:color w:val="666666"/>
-        <w:sz w:val="18"/>
-      </w:rPr>
-      <w:t xml:space="preserve"> 页 / 共 </w:t>
-    </w:r>
-    <w:r>
-      <w:fldChar w:fldCharType="begin"/>
-      <w:instrText xml:space="preserve">NUMPAGES</w:instrText>
-      <w:fldChar w:fldCharType="separate"/>
-      <w:t>右键更新域可生成目录</w:t>
-      <w:fldChar w:fldCharType="end"/>
-    </w:r>
-    <w:r>
-      <w:rPr>
-        <w:rFonts w:ascii="Calibri" w:hAnsi="Calibri" w:eastAsia="宋体"/>
-        <w:b w:val="0"/>
-        <w:i w:val="0"/>
-        <w:color w:val="666666"/>
-        <w:sz w:val="18"/>
-      </w:rPr>
-      <w:t xml:space="preserve"> 页</w:t>
-    </w:r>
-  </w:p>
-</w:ftr>
-</file>
-
-<file path=word/header1.xml><?xml version="1.0" encoding="utf-8"?>
-<w:hdr xmlns:m="http://schemas.openxmlformats.org/officeDocument/2006/math" xmlns:mc="http://schemas.openxmlformats.org/markup-compatibility/2006" xmlns:mo="http://schemas.microsoft.com/office/mac/office/2008/main" xmlns:mv="urn:schemas-microsoft-com:mac:vml" xmlns:o="urn:schemas-microsoft-com:office:office" xmlns:r="http://schemas.openxmlformats.org/officeDocument/2006/relationships" xmlns:v="urn:schemas-microsoft-com:vml" xmlns:w10="urn:schemas-microsoft-com:office:word" xmlns:w14="http://schemas.microsoft.com/office/word/2010/wordml" xmlns:w="http://schemas.openxmlformats.org/wordprocessingml/2006/main" xmlns:wne="http://schemas.microsoft.com/office/word/2006/wordml" xmlns:wp14="http://schemas.microsoft.com/office/word/2010/wordprocessingDrawing" xmlns:wp="http://schemas.openxmlformats.org/drawingml/2006/wordprocessingDrawing" xmlns:wpc="http://schemas.microsoft.com/office/word/2010/wordprocessingCanvas" xmlns:wpg="http://schemas.microsoft.com/office/word/2010/wordprocessingGroup" xmlns:wpi="http://schemas.microsoft.com/office/word/2010/wordprocessingInk" xmlns:wps="http://schemas.microsoft.com/office/word/2010/wordprocessingShape" mc:Ignorable="w14 wp14">
-  <w:p>
-    <w:pPr>
-      <w:pStyle w:val="Header"/>
-      <w:jc w:val="right"/>
-    </w:pPr>
-    <w:r>
-      <w:rPr>
-        <w:rFonts w:ascii="Calibri" w:hAnsi="Calibri" w:eastAsia="宋体"/>
-        <w:b w:val="0"/>
-        <w:i w:val="0"/>
-        <w:color w:val="999999"/>
-        <w:sz w:val="17"/>
-      </w:rPr>
-      <w:t>MARS-408 · 软件需求规格说明书</w:t>
-    </w:r>
-  </w:p>
-</w:hdr>
 </file>
 
 <file path=word/numbering.xml><?xml version="1.0" encoding="utf-8"?>
@@ -4506,14 +4034,6 @@
     <w:name w:val="Normal"/>
     <w:qFormat/>
     <w:rsid w:val="00FC693F"/>
-    <w:pPr>
-      <w:spacing w:lineRule="auto" w:line="324" w:after="80"/>
-    </w:pPr>
-    <w:rPr>
-      <w:rFonts w:ascii="Calibri" w:hAnsi="Calibri" w:eastAsia="宋体"/>
-      <w:color w:val="1A1A2E"/>
-      <w:sz w:val="21"/>
-    </w:rPr>
   </w:style>
   <w:style w:type="paragraph" w:styleId="Header">
     <w:name w:val="header"/>
@@ -4570,15 +4090,15 @@
     <w:pPr>
       <w:keepNext/>
       <w:keepLines/>
-      <w:spacing w:before="280" w:after="120"/>
+      <w:spacing w:before="480" w:after="0"/>
       <w:outlineLvl w:val="0"/>
     </w:pPr>
     <w:rPr>
-      <w:rFonts w:asciiTheme="majorHAnsi" w:eastAsiaTheme="majorEastAsia" w:hAnsiTheme="majorHAnsi" w:cstheme="majorBidi" w:ascii="Calibri" w:hAnsi="Calibri" w:eastAsia="黑体"/>
+      <w:rFonts w:asciiTheme="majorHAnsi" w:eastAsiaTheme="majorEastAsia" w:hAnsiTheme="majorHAnsi" w:cstheme="majorBidi"/>
       <w:b/>
       <w:bCs/>
-      <w:color w:val="4A1F96"/>
-      <w:sz w:val="36"/>
+      <w:color w:val="365F91" w:themeColor="accent1" w:themeShade="BF"/>
+      <w:sz w:val="28"/>
       <w:szCs w:val="28"/>
     </w:rPr>
   </w:style>
@@ -4594,15 +4114,15 @@
     <w:pPr>
       <w:keepNext/>
       <w:keepLines/>
-      <w:spacing w:before="280" w:after="120"/>
+      <w:spacing w:before="200" w:after="0"/>
       <w:outlineLvl w:val="1"/>
     </w:pPr>
     <w:rPr>
-      <w:rFonts w:asciiTheme="majorHAnsi" w:eastAsiaTheme="majorEastAsia" w:hAnsiTheme="majorHAnsi" w:cstheme="majorBidi" w:ascii="Calibri" w:hAnsi="Calibri" w:eastAsia="黑体"/>
+      <w:rFonts w:asciiTheme="majorHAnsi" w:eastAsiaTheme="majorEastAsia" w:hAnsiTheme="majorHAnsi" w:cstheme="majorBidi"/>
       <w:b/>
       <w:bCs/>
-      <w:color w:val="6C2BD9"/>
-      <w:sz w:val="30"/>
+      <w:color w:val="4F81BD" w:themeColor="accent1"/>
+      <w:sz w:val="26"/>
       <w:szCs w:val="26"/>
     </w:rPr>
   </w:style>
@@ -4618,15 +4138,14 @@
     <w:pPr>
       <w:keepNext/>
       <w:keepLines/>
-      <w:spacing w:before="160" w:after="120"/>
+      <w:spacing w:before="200" w:after="0"/>
       <w:outlineLvl w:val="2"/>
     </w:pPr>
     <w:rPr>
-      <w:rFonts w:asciiTheme="majorHAnsi" w:eastAsiaTheme="majorEastAsia" w:hAnsiTheme="majorHAnsi" w:cstheme="majorBidi" w:ascii="Calibri" w:hAnsi="Calibri" w:eastAsia="黑体"/>
+      <w:rFonts w:asciiTheme="majorHAnsi" w:eastAsiaTheme="majorEastAsia" w:hAnsiTheme="majorHAnsi" w:cstheme="majorBidi"/>
       <w:b/>
       <w:bCs/>
-      <w:color w:val="1A1A2E"/>
-      <w:sz w:val="26"/>
+      <w:color w:val="4F81BD" w:themeColor="accent1"/>
     </w:rPr>
   </w:style>
   <w:style w:type="paragraph" w:styleId="Heading4">
@@ -4642,17 +4161,16 @@
     <w:pPr>
       <w:keepNext/>
       <w:keepLines/>
-      <w:spacing w:before="160" w:after="120"/>
+      <w:spacing w:before="200" w:after="0"/>
       <w:outlineLvl w:val="3"/>
     </w:pPr>
     <w:rPr>
-      <w:rFonts w:asciiTheme="majorHAnsi" w:eastAsiaTheme="majorEastAsia" w:hAnsiTheme="majorHAnsi" w:cstheme="majorBidi" w:ascii="Calibri" w:hAnsi="Calibri" w:eastAsia="黑体"/>
+      <w:rFonts w:asciiTheme="majorHAnsi" w:eastAsiaTheme="majorEastAsia" w:hAnsiTheme="majorHAnsi" w:cstheme="majorBidi"/>
       <w:b/>
       <w:bCs/>
       <w:i/>
       <w:iCs/>
-      <w:color w:val="1A1A2E"/>
-      <w:sz w:val="23"/>
+      <w:color w:val="4F81BD" w:themeColor="accent1"/>
     </w:rPr>
   </w:style>
   <w:style w:type="paragraph" w:styleId="Heading5">

--- a/submission/02_配套文档/docx/软件需求规格说明书.docx
+++ b/submission/02_配套文档/docx/软件需求规格说明书.docx
@@ -1076,7 +1076,7 @@
           <w:color w:val="1A1A2E"/>
           <w:sz w:val="21"/>
         </w:rPr>
-        <w:t>的 408 考研学习智能体系统：</w:t>
+        <w:t>的多智能体个性化学习与实训系统（以 408 计算机四科为已落地演示学科）：</w:t>
       </w:r>
     </w:p>
     <w:p>
